--- a/noticias/2026-08-31-jubs-2026-quem-chega-como-favorito.docx
+++ b/noticias/2026-08-31-jubs-2026-quem-chega-como-favorito.docx
@@ -14,7 +14,7 @@
       <w:r>
         <w:t xml:space="preserve">Nesta segunda-feira, 31 de agosto, começa a etapa presencial (e final) do </w:t>
       </w:r>
-      <w:hyperlink w:history="1" r:id="rIdbxxgoslpvp8vddl5wwoc7">
+      <w:hyperlink w:history="1" r:id="rIdrzlu3dow-azf8f537gw4r">
         <w:r>
           <w:rPr>
             <w:rStyle w:val="Hyperlink"/>
@@ -114,7 +114,7 @@
             </w:tcMar>
           </w:tcPr>
           <w:p>
-            <w:hyperlink w:history="1" r:id="rIdskeogilfmblww8yans_yx">
+            <w:hyperlink w:history="1" r:id="rIdov5owedn8mauwey6vjlaz">
               <w:r>
                 <w:rPr>
                   <w:rStyle w:val="Hyperlink"/>
@@ -134,7 +134,7 @@
             </w:tcMar>
           </w:tcPr>
           <w:p>
-            <w:hyperlink w:history="1" r:id="rId32zygqfg3w5qi7xueakjh">
+            <w:hyperlink w:history="1" r:id="rIdwvyokelrosirxzvoginmr">
               <w:r>
                 <w:rPr>
                   <w:rStyle w:val="Hyperlink"/>
@@ -156,7 +156,7 @@
             </w:tcMar>
           </w:tcPr>
           <w:p>
-            <w:hyperlink w:history="1" r:id="rIdvslzkpu7ylwoae1yau7cc">
+            <w:hyperlink w:history="1" r:id="rIdazpxrs4izkoiqazee6d76">
               <w:r>
                 <w:rPr>
                   <w:rStyle w:val="Hyperlink"/>
@@ -176,7 +176,7 @@
             </w:tcMar>
           </w:tcPr>
           <w:p>
-            <w:hyperlink w:history="1" r:id="rIdgymxrv_dqsosximdmcqs5">
+            <w:hyperlink w:history="1" r:id="rIdpkus-byd-gfyefpjyrznd">
               <w:r>
                 <w:rPr>
                   <w:rStyle w:val="Hyperlink"/>
@@ -198,7 +198,7 @@
             </w:tcMar>
           </w:tcPr>
           <w:p>
-            <w:hyperlink w:history="1" r:id="rIdjwritmgmbpxjixzr4rru0">
+            <w:hyperlink w:history="1" r:id="rIda4lyl94afah28xhzgqaym">
               <w:r>
                 <w:rPr>
                   <w:rStyle w:val="Hyperlink"/>
@@ -218,7 +218,7 @@
             </w:tcMar>
           </w:tcPr>
           <w:p>
-            <w:hyperlink w:history="1" r:id="rId1v6yl7yjbmuqig6dtffoq">
+            <w:hyperlink w:history="1" r:id="rIdkrky2d_7g52sviympgt_t">
               <w:r>
                 <w:rPr>
                   <w:rStyle w:val="Hyperlink"/>
@@ -240,7 +240,7 @@
             </w:tcMar>
           </w:tcPr>
           <w:p>
-            <w:hyperlink w:history="1" r:id="rIdw-hboxihimtvtkbjb4ced">
+            <w:hyperlink w:history="1" r:id="rIdng5ec5fogofsmlyzizxig">
               <w:r>
                 <w:rPr>
                   <w:rStyle w:val="Hyperlink"/>
@@ -260,7 +260,7 @@
             </w:tcMar>
           </w:tcPr>
           <w:p>
-            <w:hyperlink w:history="1" r:id="rIdxxxxim3w6yiwyacq6ldr_">
+            <w:hyperlink w:history="1" r:id="rIdczvd_p8a1rvaqzpdq0fb_">
               <w:r>
                 <w:rPr>
                   <w:rStyle w:val="Hyperlink"/>
@@ -302,7 +302,7 @@
       <w:r>
         <w:t xml:space="preserve">O ponto de partida são as notas das equipes no último </w:t>
       </w:r>
-      <w:hyperlink w:history="1" r:id="rId2wnsyucmxadxt-ywjfrtb">
+      <w:hyperlink w:history="1" r:id="rId7dlm0h1drqfygtf-hchzy">
         <w:r>
           <w:rPr>
             <w:rStyle w:val="Hyperlink"/>
@@ -411,7 +411,7 @@
       <w:r>
         <w:t xml:space="preserve"> </w:t>
       </w:r>
-      <w:hyperlink w:history="1" r:id="rId91hmznjbv0kpvfxevon6v">
+      <w:hyperlink w:history="1" r:id="rIdwy_-k9sojkrf8qi8hqr1h">
         <w:r>
           <w:rPr>
             <w:rStyle w:val="Hyperlink"/>
@@ -422,7 +422,7 @@
       <w:r>
         <w:t xml:space="preserve"> · </w:t>
       </w:r>
-      <w:hyperlink w:history="1" r:id="rIdmjn2du5tzzp2lfg-toktq">
+      <w:hyperlink w:history="1" r:id="rIdhfgcbe1aixtyrr5ii_xtm">
         <w:r>
           <w:rPr>
             <w:rStyle w:val="Hyperlink"/>
@@ -433,7 +433,7 @@
       <w:r>
         <w:t xml:space="preserve"> · </w:t>
       </w:r>
-      <w:hyperlink w:history="1" r:id="rIds41joc27pmt0j0n-xwvef">
+      <w:hyperlink w:history="1" r:id="rIdlfc76o9ygdz9dfhta3m3l">
         <w:r>
           <w:rPr>
             <w:rStyle w:val="Hyperlink"/>
@@ -444,7 +444,7 @@
       <w:r>
         <w:t xml:space="preserve"> · </w:t>
       </w:r>
-      <w:hyperlink w:history="1" r:id="rIdtsx28ts-gbnkof_jyghl8">
+      <w:hyperlink w:history="1" r:id="rIdenvfw1257ablocm8yd5or">
         <w:r>
           <w:rPr>
             <w:rStyle w:val="Hyperlink"/>
@@ -455,7 +455,7 @@
       <w:r>
         <w:t xml:space="preserve"> · </w:t>
       </w:r>
-      <w:hyperlink w:history="1" r:id="rId_kpdbrh2xiv10c4w-ur3a">
+      <w:hyperlink w:history="1" r:id="rIdnocjbu1gfmui0vrdvonif">
         <w:r>
           <w:rPr>
             <w:rStyle w:val="Hyperlink"/>
@@ -468,7 +468,7 @@
       <w:r>
         <w:t xml:space="preserve">Nenhuma equipe chega à etapa presencial do JUBS com um currículo estatístico tão difícil de contestar quanto o da </w:t>
       </w:r>
-      <w:hyperlink w:history="1" r:id="rIdnn4kuiblkefukmpjkb_6l">
+      <w:hyperlink w:history="1" r:id="rIdedwm08mepyniwk3pthcvo">
         <w:r>
           <w:rPr>
             <w:rStyle w:val="Hyperlink"/>
@@ -501,7 +501,7 @@
       <w:r>
         <w:t xml:space="preserve">campeã do </w:t>
       </w:r>
-      <w:hyperlink w:history="1" r:id="rIdl6em_uz1vuxhqbpn6yyui">
+      <w:hyperlink w:history="1" r:id="rIdpkjttznhibm6eeu0b8y4h">
         <w:r>
           <w:rPr>
             <w:rStyle w:val="Hyperlink"/>
@@ -524,7 +524,7 @@
       <w:r>
         <w:t xml:space="preserve">campeã da </w:t>
       </w:r>
-      <w:hyperlink w:history="1" r:id="rIdrotnj-0oncaep3sankb2z">
+      <w:hyperlink w:history="1" r:id="rIdyrovediq33mevuo62km15">
         <w:r>
           <w:rPr>
             <w:rStyle w:val="Hyperlink"/>
@@ -547,7 +547,7 @@
       <w:r>
         <w:t xml:space="preserve">classificação invicta pela </w:t>
       </w:r>
-      <w:hyperlink w:history="1" r:id="rIdyzn8bdp2dna7u0y828q5c">
+      <w:hyperlink w:history="1" r:id="rIdffxgttq8v3qcctlretfjw">
         <w:r>
           <w:rPr>
             <w:rStyle w:val="Hyperlink"/>
@@ -570,7 +570,7 @@
       <w:r>
         <w:t xml:space="preserve">campanha perfeita de 7-0 na </w:t>
       </w:r>
-      <w:hyperlink w:history="1" r:id="rIdiuo9jz-m6nglwwlnwu_mi">
+      <w:hyperlink w:history="1" r:id="rId-urgi5b8hi36kvm-tqqoh">
         <w:r>
           <w:rPr>
             <w:rStyle w:val="Hyperlink"/>
@@ -598,7 +598,7 @@
       <w:r>
         <w:t xml:space="preserve">A equipe só perdeu 1 mapa no ano inteiro. São 34 mapas jogados e 33 vitórias, com um win rate de 97%. O único mapa perdido também é sua única série perdida (20-1), uma MD1 contra a </w:t>
       </w:r>
-      <w:hyperlink w:history="1" r:id="rId-sw--potrsti1yii1_9xu">
+      <w:hyperlink w:history="1" r:id="rIdsxa1ckh6xzhytxhjdvxof">
         <w:r>
           <w:rPr>
             <w:rStyle w:val="Hyperlink"/>
@@ -609,7 +609,7 @@
       <w:r>
         <w:t xml:space="preserve"> em 04 de abril por </w:t>
       </w:r>
-      <w:hyperlink w:history="1" r:id="rIdkmszb62odobc647hk8t1g">
+      <w:hyperlink w:history="1" r:id="rIdbv6qv2ugh_bjek8nfwjqd">
         <w:r>
           <w:rPr>
             <w:rStyle w:val="Hyperlink"/>
@@ -620,7 +620,7 @@
       <w:r>
         <w:t xml:space="preserve">. Essa viria a ser a última partida de </w:t>
       </w:r>
-      <w:hyperlink w:history="1" r:id="rIdlv7y_we8vdet9gmmrkxy6">
+      <w:hyperlink w:history="1" r:id="rIde6r9dtoqvasjqwbuen7dp">
         <w:r>
           <w:rPr>
             <w:rStyle w:val="Hyperlink"/>
@@ -631,7 +631,7 @@
       <w:r>
         <w:t xml:space="preserve"> na equipe, com um rAAting de 0.93 em 9 mapas disputados; o jogador foi substituído por um novo flex: </w:t>
       </w:r>
-      <w:hyperlink w:history="1" r:id="rId8vrphm0syzdv9egeg1exo">
+      <w:hyperlink w:history="1" r:id="rIdjvmcwtglcqunextvcd3kb">
         <w:r>
           <w:rPr>
             <w:rStyle w:val="Hyperlink"/>
@@ -647,7 +647,7 @@
       <w:r>
         <w:t xml:space="preserve">De lá para cá </w:t>
       </w:r>
-      <w:hyperlink w:history="1" r:id="rIdd74eld5xzwobqovq_m_r3">
+      <w:hyperlink w:history="1" r:id="rIdau7b4bkgfzbizxa1fcevg">
         <w:r>
           <w:rPr>
             <w:rStyle w:val="Hyperlink"/>
@@ -675,7 +675,7 @@
       <w:r>
         <w:t xml:space="preserve">4-0 contra </w:t>
       </w:r>
-      <w:hyperlink w:history="1" r:id="rId7r7d147m1jc1zmsav73nw">
+      <w:hyperlink w:history="1" r:id="rIdjunz6b__diesv90cyzmur">
         <w:r>
           <w:rPr>
             <w:rStyle w:val="Hyperlink"/>
@@ -698,7 +698,7 @@
       <w:r>
         <w:t xml:space="preserve">3-0 contra </w:t>
       </w:r>
-      <w:hyperlink w:history="1" r:id="rIdbddqpmd1tqaxegage8h_-">
+      <w:hyperlink w:history="1" r:id="rIdjknp29ddvqzyqwalqpbq1">
         <w:r>
           <w:rPr>
             <w:rStyle w:val="Hyperlink"/>
@@ -721,7 +721,7 @@
       <w:r>
         <w:t xml:space="preserve">2-0 contra </w:t>
       </w:r>
-      <w:hyperlink w:history="1" r:id="rIdgnwllnczo-jpyepbazoad">
+      <w:hyperlink w:history="1" r:id="rIdwbmr6s_ljapczygjmi8gp">
         <w:r>
           <w:rPr>
             <w:rStyle w:val="Hyperlink"/>
@@ -744,7 +744,7 @@
       <w:r>
         <w:t xml:space="preserve">2-0 contra </w:t>
       </w:r>
-      <w:hyperlink w:history="1" r:id="rIday-wtrgrfwphkm_rdt2ww">
+      <w:hyperlink w:history="1" r:id="rIdqjpnn2yelyjjacnie7fv2">
         <w:r>
           <w:rPr>
             <w:rStyle w:val="Hyperlink"/>
@@ -767,7 +767,7 @@
       <w:r>
         <w:t xml:space="preserve">2-0 contra </w:t>
       </w:r>
-      <w:hyperlink w:history="1" r:id="rIdixceau0qo1ox_wdyairrd">
+      <w:hyperlink w:history="1" r:id="rId95wp3iiii62t4otxovh-u">
         <w:r>
           <w:rPr>
             <w:rStyle w:val="Hyperlink"/>
@@ -783,7 +783,7 @@
       <w:r>
         <w:t xml:space="preserve">A CEUB ainda não enfrentou apenas </w:t>
       </w:r>
-      <w:hyperlink w:history="1" r:id="rIdztf2bxne2dmmkrf9moj08">
+      <w:hyperlink w:history="1" r:id="rIdkueiqnkdndpyuuvvsmavi">
         <w:r>
           <w:rPr>
             <w:rStyle w:val="Hyperlink"/>
@@ -794,7 +794,7 @@
       <w:r>
         <w:t xml:space="preserve"> e </w:t>
       </w:r>
-      <w:hyperlink w:history="1" r:id="rIdkdqze6fs1jv5heljnnu_k">
+      <w:hyperlink w:history="1" r:id="rIdrefvolvmymamkfhrypizs">
         <w:r>
           <w:rPr>
             <w:rStyle w:val="Hyperlink"/>
@@ -861,7 +861,7 @@
       <w:r>
         <w:t xml:space="preserve"> </w:t>
       </w:r>
-      <w:hyperlink w:history="1" r:id="rId2to9yskphdbp0aqsikwvs">
+      <w:hyperlink w:history="1" r:id="rIdoeabdixitaxqv2zpezo8_">
         <w:r>
           <w:rPr>
             <w:rStyle w:val="Hyperlink"/>
@@ -872,7 +872,7 @@
       <w:r>
         <w:t xml:space="preserve"> · </w:t>
       </w:r>
-      <w:hyperlink w:history="1" r:id="rIdvootwuy8i3babhqzw7ngp">
+      <w:hyperlink w:history="1" r:id="rIdcsfzl-difytmsk_6lel3k">
         <w:r>
           <w:rPr>
             <w:rStyle w:val="Hyperlink"/>
@@ -883,7 +883,533 @@
       <w:r>
         <w:t xml:space="preserve"> · </w:t>
       </w:r>
-      <w:hyperlink w:history="1" r:id="rIdqt2rrfxzt9bkuodqdlnnk">
+      <w:hyperlink w:history="1" r:id="rIdziyunkhnn-27sxepfa2t1">
+        <w:r>
+          <w:rPr>
+            <w:rStyle w:val="Hyperlink"/>
+          </w:rPr>
+          <w:t xml:space="preserve">Stockão</w:t>
+        </w:r>
+      </w:hyperlink>
+      <w:r>
+        <w:t xml:space="preserve"> · </w:t>
+      </w:r>
+      <w:hyperlink w:history="1" r:id="rId5fhyijratkmxady-3sabx">
+        <w:r>
+          <w:rPr>
+            <w:rStyle w:val="Hyperlink"/>
+          </w:rPr>
+          <w:t xml:space="preserve">taek</w:t>
+        </w:r>
+      </w:hyperlink>
+      <w:r>
+        <w:t xml:space="preserve"> · </w:t>
+      </w:r>
+      <w:hyperlink w:history="1" r:id="rId9y5qfrv83jna0y7lm5kfv">
+        <w:r>
+          <w:rPr>
+            <w:rStyle w:val="Hyperlink"/>
+          </w:rPr>
+          <w:t xml:space="preserve">piM</w:t>
+        </w:r>
+      </w:hyperlink>
+    </w:p>
+    <w:p>
+      <w:r>
+        <w:t xml:space="preserve">Se a </w:t>
+      </w:r>
+      <w:hyperlink w:history="1" r:id="rId-rztzhegtvcneioj8gl3a">
+        <w:r>
+          <w:rPr>
+            <w:rStyle w:val="Hyperlink"/>
+          </w:rPr>
+          <w:t xml:space="preserve">CEUB Octopus</w:t>
+        </w:r>
+      </w:hyperlink>
+      <w:r>
+        <w:t xml:space="preserve"> chega à etapa presencial como o time a ser batido, a </w:t>
+      </w:r>
+      <w:hyperlink w:history="1" r:id="rIdthf1qx6bjshhiiukjppbv">
+        <w:r>
+          <w:rPr>
+            <w:rStyle w:val="Hyperlink"/>
+          </w:rPr>
+          <w:t xml:space="preserve">Azure Bears Golden</w:t>
+        </w:r>
+      </w:hyperlink>
+      <w:r>
+        <w:t xml:space="preserve"> aparece como sua perseguidora mais próxima.</w:t>
+      </w:r>
+    </w:p>
+    <w:p>
+      <w:r>
+        <w:t xml:space="preserve">São apenas 0,5 ponto separando as duas primeiras colocadas do Ranking UNIVLR. Mas, ao contrário da CEUB, a história da Azure no JUBS não começa em 2026.</w:t>
+      </w:r>
+    </w:p>
+    <w:p>
+      <w:r>
+        <w:t xml:space="preserve">O núcleo da equipe da UTFPR já sabe exatamente o que é jogar e vencer em uma etapa presencial nacional. Campeã do JUBS em 2024, vice-campeã em 2025, os ursos ainda possuem 2 Copas Alianças em seu nome, e são sem dúvidas uma das equipes mais tradicionais e temidas do cenário.</w:t>
+      </w:r>
+    </w:p>
+    <w:p>
+      <w:r>
+        <w:t xml:space="preserve">Após um ano amargo em 2025 com dois vices nos principais campeonatos (Copa Aliança e JUBS), esse ano a equipe chega com sangue no olho para levantar a taça, com a possibilidade de alcançar a final do JUBS pelo terceiro ano consecutivo.</w:t>
+      </w:r>
+    </w:p>
+    <w:p>
+      <w:r>
+        <w:t xml:space="preserve">Nesse ano a Azure disputou 31 séries e venceu 28. São 48 mapas jogados, 39 vitórias e apenas nove derrotas, um win rate de 81,3%.</w:t>
+      </w:r>
+    </w:p>
+    <w:p>
+      <w:r>
+        <w:t xml:space="preserve">Das três derrotas, duas foram para a mesma equipe: </w:t>
+      </w:r>
+      <w:hyperlink w:history="1" r:id="rIdbi0rwikrriqkjmb35wra1">
+        <w:r>
+          <w:rPr>
+            <w:rStyle w:val="Hyperlink"/>
+          </w:rPr>
+          <w:t xml:space="preserve">CEUB Octopus</w:t>
+        </w:r>
+      </w:hyperlink>
+      <w:r>
+        <w:t xml:space="preserve">. A primeira aconteceu na decisão do </w:t>
+      </w:r>
+      <w:hyperlink w:history="1" r:id="rIdphtshqzapgst8grjocjg7">
+        <w:r>
+          <w:rPr>
+            <w:rStyle w:val="Hyperlink"/>
+          </w:rPr>
+          <w:t xml:space="preserve">VAL | Uni Kick-OFF | Inters</w:t>
+        </w:r>
+      </w:hyperlink>
+      <w:r>
+        <w:t xml:space="preserve">, quando a Azure perdeu a MD3 por 2-0. A segunda veio na </w:t>
+      </w:r>
+      <w:hyperlink w:history="1" r:id="rIdohszo8eelecofvmtv3bex">
+        <w:r>
+          <w:rPr>
+            <w:rStyle w:val="Hyperlink"/>
+          </w:rPr>
+          <w:t xml:space="preserve">AOC</w:t>
+        </w:r>
+      </w:hyperlink>
+      <w:r>
+        <w:t xml:space="preserve">, novamente por 2-0. A única outra série perdida em todo o histórico do ranking foi uma MD1 contra a </w:t>
+      </w:r>
+      <w:hyperlink w:history="1" r:id="rIdxqcnatjuy3dkslfsinpor">
+        <w:r>
+          <w:rPr>
+            <w:rStyle w:val="Hyperlink"/>
+          </w:rPr>
+          <w:t xml:space="preserve">Inatel</w:t>
+        </w:r>
+      </w:hyperlink>
+      <w:r>
+        <w:t xml:space="preserve">, por 13-9, no </w:t>
+      </w:r>
+      <w:hyperlink w:history="1" r:id="rId4knv4k7uebjxrxhiqt7j8">
+        <w:r>
+          <w:rPr>
+            <w:rStyle w:val="Hyperlink"/>
+          </w:rPr>
+          <w:t xml:space="preserve">Rush Series Esquenta 2</w:t>
+        </w:r>
+      </w:hyperlink>
+      <w:r>
+        <w:t xml:space="preserve">.</w:t>
+      </w:r>
+    </w:p>
+    <w:p>
+      <w:r>
+        <w:t xml:space="preserve">Desde então a equipe vem embalada, invicta há 14 séries seguidas.</w:t>
+      </w:r>
+    </w:p>
+    <w:p>
+      <w:r>
+        <w:t xml:space="preserve">Na própria </w:t>
+      </w:r>
+      <w:hyperlink w:history="1" r:id="rIdesh-dowatk-6b-rusei-m">
+        <w:r>
+          <w:rPr>
+            <w:rStyle w:val="Hyperlink"/>
+          </w:rPr>
+          <w:t xml:space="preserve">fase inicial do JUBS</w:t>
+        </w:r>
+      </w:hyperlink>
+      <w:r>
+        <w:t xml:space="preserve">, a campanha foi perfeita em séries:</w:t>
+      </w:r>
+    </w:p>
+    <w:p>
+      <w:pPr>
+        <w:pStyle w:val="ListParagraph"/>
+        <w:numPr>
+          <w:ilvl w:val="0"/>
+          <w:numId w:val="1"/>
+        </w:numPr>
+      </w:pPr>
+      <w:r>
+        <w:t xml:space="preserve">2-0 contra </w:t>
+      </w:r>
+      <w:hyperlink w:history="1" r:id="rId0dfamvfgc5dkn7kqosxrj">
+        <w:r>
+          <w:rPr>
+            <w:rStyle w:val="Hyperlink"/>
+          </w:rPr>
+          <w:t xml:space="preserve">Unit Troianos</w:t>
+        </w:r>
+      </w:hyperlink>
+      <w:r>
+        <w:t xml:space="preserve">;</w:t>
+      </w:r>
+    </w:p>
+    <w:p>
+      <w:pPr>
+        <w:pStyle w:val="ListParagraph"/>
+        <w:numPr>
+          <w:ilvl w:val="0"/>
+          <w:numId w:val="1"/>
+        </w:numPr>
+      </w:pPr>
+      <w:r>
+        <w:t xml:space="preserve">2-1 contra </w:t>
+      </w:r>
+      <w:hyperlink w:history="1" r:id="rIdhcmxnkmwpzuq81et4kr2g">
+        <w:r>
+          <w:rPr>
+            <w:rStyle w:val="Hyperlink"/>
+          </w:rPr>
+          <w:t xml:space="preserve">CAAP Hellhounds</w:t>
+        </w:r>
+      </w:hyperlink>
+      <w:r>
+        <w:t xml:space="preserve">;</w:t>
+      </w:r>
+    </w:p>
+    <w:p>
+      <w:pPr>
+        <w:pStyle w:val="ListParagraph"/>
+        <w:numPr>
+          <w:ilvl w:val="0"/>
+          <w:numId w:val="1"/>
+        </w:numPr>
+      </w:pPr>
+      <w:r>
+        <w:t xml:space="preserve">2-1 contra </w:t>
+      </w:r>
+      <w:hyperlink w:history="1" r:id="rIduoakjwxigivs39rh9gjze">
+        <w:r>
+          <w:rPr>
+            <w:rStyle w:val="Hyperlink"/>
+          </w:rPr>
+          <w:t xml:space="preserve">Wolf Gaming</w:t>
+        </w:r>
+      </w:hyperlink>
+      <w:r>
+        <w:t xml:space="preserve">;</w:t>
+      </w:r>
+    </w:p>
+    <w:p>
+      <w:pPr>
+        <w:pStyle w:val="ListParagraph"/>
+        <w:numPr>
+          <w:ilvl w:val="0"/>
+          <w:numId w:val="1"/>
+        </w:numPr>
+      </w:pPr>
+      <w:r>
+        <w:t xml:space="preserve">2-1 contra </w:t>
+      </w:r>
+      <w:hyperlink w:history="1" r:id="rIdllwhzd5qiibxvactyrnam">
+        <w:r>
+          <w:rPr>
+            <w:rStyle w:val="Hyperlink"/>
+          </w:rPr>
+          <w:t xml:space="preserve">MackLogic Red</w:t>
+        </w:r>
+      </w:hyperlink>
+      <w:r>
+        <w:t xml:space="preserve">;</w:t>
+      </w:r>
+    </w:p>
+    <w:p>
+      <w:pPr>
+        <w:pStyle w:val="ListParagraph"/>
+        <w:numPr>
+          <w:ilvl w:val="0"/>
+          <w:numId w:val="1"/>
+        </w:numPr>
+      </w:pPr>
+      <w:r>
+        <w:t xml:space="preserve">2-0 contra </w:t>
+      </w:r>
+      <w:hyperlink w:history="1" r:id="rIdgttejru1mfz06vn_c4tps">
+        <w:r>
+          <w:rPr>
+            <w:rStyle w:val="Hyperlink"/>
+          </w:rPr>
+          <w:t xml:space="preserve">UCB Dogs</w:t>
+        </w:r>
+      </w:hyperlink>
+      <w:r>
+        <w:t xml:space="preserve">;</w:t>
+      </w:r>
+    </w:p>
+    <w:p>
+      <w:pPr>
+        <w:pStyle w:val="ListParagraph"/>
+        <w:numPr>
+          <w:ilvl w:val="0"/>
+          <w:numId w:val="1"/>
+        </w:numPr>
+      </w:pPr>
+      <w:r>
+        <w:t xml:space="preserve">2-0 contra </w:t>
+      </w:r>
+      <w:hyperlink w:history="1" r:id="rIdzlo3iert8xaztr6jsktzh">
+        <w:r>
+          <w:rPr>
+            <w:rStyle w:val="Hyperlink"/>
+          </w:rPr>
+          <w:t xml:space="preserve">Furia XV</w:t>
+        </w:r>
+      </w:hyperlink>
+      <w:r>
+        <w:t xml:space="preserve">.</w:t>
+      </w:r>
+    </w:p>
+    <w:p>
+      <w:r>
+        <w:t xml:space="preserve">Foram 6 vitórias em 6 séries, com retrospecto de 12-3 em mapas e 182-95 em rounds.</w:t>
+      </w:r>
+    </w:p>
+    <w:p>
+      <w:r>
+        <w:t xml:space="preserve">A Azure também passou invicta pela </w:t>
+      </w:r>
+      <w:hyperlink w:history="1" r:id="rIdsqjc7rfdegmqpqcfv0j68">
+        <w:r>
+          <w:rPr>
+            <w:rStyle w:val="Hyperlink"/>
+          </w:rPr>
+          <w:t xml:space="preserve">UNIVAVÁ - Classificatória 1</w:t>
+        </w:r>
+      </w:hyperlink>
+      <w:r>
+        <w:t xml:space="preserve">, vencendo seus quatro jogos. Entre eles estão um 13-9 sobre a própria </w:t>
+      </w:r>
+      <w:hyperlink w:history="1" r:id="rIdsek3m2yl89hafccp3_e3s">
+        <w:r>
+          <w:rPr>
+            <w:rStyle w:val="Hyperlink"/>
+          </w:rPr>
+          <w:t xml:space="preserve">UFU Saints</w:t>
+        </w:r>
+      </w:hyperlink>
+      <w:r>
+        <w:t xml:space="preserve">, adversária de sua estreia no presencial, e um 13-4 contra a </w:t>
+      </w:r>
+      <w:hyperlink w:history="1" r:id="rIdvnbjrj9oc8eugx3srccr8">
+        <w:r>
+          <w:rPr>
+            <w:rStyle w:val="Hyperlink"/>
+          </w:rPr>
+          <w:t xml:space="preserve">CAAP Hellhounds</w:t>
+        </w:r>
+      </w:hyperlink>
+      <w:r>
+        <w:t xml:space="preserve">.</w:t>
+      </w:r>
+    </w:p>
+    <w:p>
+      <w:r>
+        <w:t xml:space="preserve">O histórico contra as demais equipes classificadas ao JUBS também é majoritariamente positivo:</w:t>
+      </w:r>
+    </w:p>
+    <w:p>
+      <w:pPr>
+        <w:pStyle w:val="ListParagraph"/>
+        <w:numPr>
+          <w:ilvl w:val="0"/>
+          <w:numId w:val="1"/>
+        </w:numPr>
+      </w:pPr>
+      <w:r>
+        <w:t xml:space="preserve">0-4 em mapas contra </w:t>
+      </w:r>
+      <w:hyperlink w:history="1" r:id="rId9_qdesxldx3dd8nfgtktq">
+        <w:r>
+          <w:rPr>
+            <w:rStyle w:val="Hyperlink"/>
+          </w:rPr>
+          <w:t xml:space="preserve">CEUB Octopus</w:t>
+        </w:r>
+      </w:hyperlink>
+      <w:r>
+        <w:t xml:space="preserve">;</w:t>
+      </w:r>
+    </w:p>
+    <w:p>
+      <w:pPr>
+        <w:pStyle w:val="ListParagraph"/>
+        <w:numPr>
+          <w:ilvl w:val="0"/>
+          <w:numId w:val="1"/>
+        </w:numPr>
+      </w:pPr>
+      <w:r>
+        <w:t xml:space="preserve">2-0 contra </w:t>
+      </w:r>
+      <w:hyperlink w:history="1" r:id="rIddogenuiyx_noanbjw77do">
+        <w:r>
+          <w:rPr>
+            <w:rStyle w:val="Hyperlink"/>
+          </w:rPr>
+          <w:t xml:space="preserve">UFU Saints</w:t>
+        </w:r>
+      </w:hyperlink>
+      <w:r>
+        <w:t xml:space="preserve">;</w:t>
+      </w:r>
+    </w:p>
+    <w:p>
+      <w:pPr>
+        <w:pStyle w:val="ListParagraph"/>
+        <w:numPr>
+          <w:ilvl w:val="0"/>
+          <w:numId w:val="1"/>
+        </w:numPr>
+      </w:pPr>
+      <w:r>
+        <w:t xml:space="preserve">2-1 contra </w:t>
+      </w:r>
+      <w:hyperlink w:history="1" r:id="rIdaxuoevjfbgxm05vew72ql">
+        <w:r>
+          <w:rPr>
+            <w:rStyle w:val="Hyperlink"/>
+          </w:rPr>
+          <w:t xml:space="preserve">MackLogic Red</w:t>
+        </w:r>
+      </w:hyperlink>
+      <w:r>
+        <w:t xml:space="preserve">;</w:t>
+      </w:r>
+    </w:p>
+    <w:p>
+      <w:pPr>
+        <w:pStyle w:val="ListParagraph"/>
+        <w:numPr>
+          <w:ilvl w:val="0"/>
+          <w:numId w:val="1"/>
+        </w:numPr>
+      </w:pPr>
+      <w:r>
+        <w:t xml:space="preserve">3-0 contra </w:t>
+      </w:r>
+      <w:hyperlink w:history="1" r:id="rIdjlcevtrhq6cm1zvhuoyl7">
+        <w:r>
+          <w:rPr>
+            <w:rStyle w:val="Hyperlink"/>
+          </w:rPr>
+          <w:t xml:space="preserve">UFMT Turuna</w:t>
+        </w:r>
+      </w:hyperlink>
+      <w:r>
+        <w:t xml:space="preserve">;</w:t>
+      </w:r>
+    </w:p>
+    <w:p>
+      <w:pPr>
+        <w:pStyle w:val="ListParagraph"/>
+        <w:numPr>
+          <w:ilvl w:val="0"/>
+          <w:numId w:val="1"/>
+        </w:numPr>
+      </w:pPr>
+      <w:r>
+        <w:t xml:space="preserve">2-0 contra </w:t>
+      </w:r>
+      <w:hyperlink w:history="1" r:id="rId8xgo7qob0mesb2zqkvccz">
+        <w:r>
+          <w:rPr>
+            <w:rStyle w:val="Hyperlink"/>
+          </w:rPr>
+          <w:t xml:space="preserve">Uninassau Griffins</w:t>
+        </w:r>
+      </w:hyperlink>
+      <w:r>
+        <w:t xml:space="preserve">;</w:t>
+      </w:r>
+    </w:p>
+    <w:p>
+      <w:pPr>
+        <w:pStyle w:val="ListParagraph"/>
+        <w:numPr>
+          <w:ilvl w:val="0"/>
+          <w:numId w:val="1"/>
+        </w:numPr>
+      </w:pPr>
+      <w:r>
+        <w:t xml:space="preserve">1-0 contra </w:t>
+      </w:r>
+      <w:hyperlink w:history="1" r:id="rIdlkrnos1hdjnkkq9dclov-">
+        <w:r>
+          <w:rPr>
+            <w:rStyle w:val="Hyperlink"/>
+          </w:rPr>
+          <w:t xml:space="preserve">A2E UFF</w:t>
+        </w:r>
+      </w:hyperlink>
+      <w:r>
+        <w:t xml:space="preserve">.</w:t>
+      </w:r>
+    </w:p>
+    <w:p>
+      <w:r>
+        <w:t xml:space="preserve">A equipe ainda não enfrentou apenas a </w:t>
+      </w:r>
+      <w:hyperlink w:history="1" r:id="rId42nzwtjtnb2dipw4tvkhz">
+        <w:r>
+          <w:rPr>
+            <w:rStyle w:val="Hyperlink"/>
+          </w:rPr>
+          <w:t xml:space="preserve">FAMETRO Berserkers</w:t>
+        </w:r>
+      </w:hyperlink>
+      <w:r>
+        <w:t xml:space="preserve">.</w:t>
+      </w:r>
+    </w:p>
+    <w:p>
+      <w:pPr>
+        <w:pStyle w:val="Heading3"/>
+      </w:pPr>
+      <w:r>
+        <w:t xml:space="preserve">Map pool</w:t>
+      </w:r>
+    </w:p>
+    <w:p>
+      <w:r>
+        <w:t xml:space="preserve">{{mappool: azure_bears_golden}}</w:t>
+      </w:r>
+    </w:p>
+    <w:p>
+      <w:pPr>
+        <w:pStyle w:val="Heading3"/>
+      </w:pPr>
+      <w:r>
+        <w:t xml:space="preserve">Desempenho dos jogadores no JUBS</w:t>
+      </w:r>
+    </w:p>
+    <w:p>
+      <w:r>
+        <w:t xml:space="preserve">{{elenco: azure_bears_golden | jubs-fase-inicial}}</w:t>
+      </w:r>
+    </w:p>
+    <w:p>
+      <w:hyperlink w:history="1" r:id="rIdljwfneznwjum-fx8khb5a">
         <w:r>
           <w:rPr>
             <w:rStyle w:val="Hyperlink"/>
@@ -892,535 +1418,9 @@
         </w:r>
       </w:hyperlink>
       <w:r>
-        <w:t xml:space="preserve"> · </w:t>
-      </w:r>
-      <w:hyperlink w:history="1" r:id="rIdnuwenprysq0hgvepeht3k">
-        <w:r>
-          <w:rPr>
-            <w:rStyle w:val="Hyperlink"/>
-          </w:rPr>
-          <w:t xml:space="preserve">taek</w:t>
-        </w:r>
-      </w:hyperlink>
-      <w:r>
-        <w:t xml:space="preserve"> · </w:t>
-      </w:r>
-      <w:hyperlink w:history="1" r:id="rId1gx4uvbb5m8xix5gdavfe">
-        <w:r>
-          <w:rPr>
-            <w:rStyle w:val="Hyperlink"/>
-          </w:rPr>
-          <w:t xml:space="preserve">piM</w:t>
-        </w:r>
-      </w:hyperlink>
-    </w:p>
-    <w:p>
-      <w:r>
-        <w:t xml:space="preserve">Se a </w:t>
-      </w:r>
-      <w:hyperlink w:history="1" r:id="rIdomkz0uy6fqmp1pastc72y">
-        <w:r>
-          <w:rPr>
-            <w:rStyle w:val="Hyperlink"/>
-          </w:rPr>
-          <w:t xml:space="preserve">CEUB Octopus</w:t>
-        </w:r>
-      </w:hyperlink>
-      <w:r>
-        <w:t xml:space="preserve"> chega à etapa presencial como o time a ser batido, a </w:t>
-      </w:r>
-      <w:hyperlink w:history="1" r:id="rId7cm6crabgoqxgegtd-iih">
-        <w:r>
-          <w:rPr>
-            <w:rStyle w:val="Hyperlink"/>
-          </w:rPr>
-          <w:t xml:space="preserve">Azure Bears Golden</w:t>
-        </w:r>
-      </w:hyperlink>
-      <w:r>
-        <w:t xml:space="preserve"> aparece como sua perseguidora mais próxima.</w:t>
-      </w:r>
-    </w:p>
-    <w:p>
-      <w:r>
-        <w:t xml:space="preserve">São apenas 0,5 ponto separando as duas primeiras colocadas do Ranking UNIVLR. Mas, ao contrário da CEUB, a história da Azure no JUBS não começa em 2026.</w:t>
-      </w:r>
-    </w:p>
-    <w:p>
-      <w:r>
-        <w:t xml:space="preserve">O núcleo da equipe da UTFPR já sabe exatamente o que é jogar e vencer em uma etapa presencial nacional. Campeã do JUBS em 2024, vice-campeã em 2025, os ursos ainda possuem 2 Copas Alianças em seu nome, e são sem dúvidas uma das equipes mais tradicionais e temidas do cenário.</w:t>
-      </w:r>
-    </w:p>
-    <w:p>
-      <w:r>
-        <w:t xml:space="preserve">Após um ano amargo em 2025 com dois vices nos principais campeonatos (Copa Aliança e JUBS), esse ano a equipe chega com sangue no olho para levantar a taça, com a possibilidade de alcançar a final do JUBS pelo terceiro ano consecutivo.</w:t>
-      </w:r>
-    </w:p>
-    <w:p>
-      <w:r>
-        <w:t xml:space="preserve">Nesse ano a Azure disputou 31 séries e venceu 28. São 48 mapas jogados, 39 vitórias e apenas nove derrotas, um win rate de 81,3%.</w:t>
-      </w:r>
-    </w:p>
-    <w:p>
-      <w:r>
-        <w:t xml:space="preserve">Das três derrotas, duas foram para a mesma equipe: </w:t>
-      </w:r>
-      <w:hyperlink w:history="1" r:id="rIdcwqgyybe9xtm1azycge3o">
-        <w:r>
-          <w:rPr>
-            <w:rStyle w:val="Hyperlink"/>
-          </w:rPr>
-          <w:t xml:space="preserve">CEUB Octopus</w:t>
-        </w:r>
-      </w:hyperlink>
-      <w:r>
-        <w:t xml:space="preserve">. A primeira aconteceu na decisão do </w:t>
-      </w:r>
-      <w:hyperlink w:history="1" r:id="rIdoy7hgr0gd0m9mstbbaglc">
-        <w:r>
-          <w:rPr>
-            <w:rStyle w:val="Hyperlink"/>
-          </w:rPr>
-          <w:t xml:space="preserve">VAL | Uni Kick-OFF | Inters</w:t>
-        </w:r>
-      </w:hyperlink>
-      <w:r>
-        <w:t xml:space="preserve">, quando a Azure perdeu a MD3 por 2-0. A segunda veio na </w:t>
-      </w:r>
-      <w:hyperlink w:history="1" r:id="rIdlpx0zgyxhgbjinjnmz5ex">
-        <w:r>
-          <w:rPr>
-            <w:rStyle w:val="Hyperlink"/>
-          </w:rPr>
-          <w:t xml:space="preserve">AOC</w:t>
-        </w:r>
-      </w:hyperlink>
-      <w:r>
-        <w:t xml:space="preserve">, novamente por 2-0. A única outra série perdida em todo o histórico do ranking foi uma MD1 contra a </w:t>
-      </w:r>
-      <w:hyperlink w:history="1" r:id="rIdom-mk6qszujcfe7pdnypc">
-        <w:r>
-          <w:rPr>
-            <w:rStyle w:val="Hyperlink"/>
-          </w:rPr>
-          <w:t xml:space="preserve">Inatel</w:t>
-        </w:r>
-      </w:hyperlink>
-      <w:r>
-        <w:t xml:space="preserve">, por 13-9, no </w:t>
-      </w:r>
-      <w:hyperlink w:history="1" r:id="rIdynbjke8gtazcy69ytswem">
-        <w:r>
-          <w:rPr>
-            <w:rStyle w:val="Hyperlink"/>
-          </w:rPr>
-          <w:t xml:space="preserve">Rush Series Esquenta 2</w:t>
-        </w:r>
-      </w:hyperlink>
-      <w:r>
-        <w:t xml:space="preserve">.</w:t>
-      </w:r>
-    </w:p>
-    <w:p>
-      <w:r>
-        <w:t xml:space="preserve">Desde então a equipe vem embalada, invicta há 14 séries seguidas.</w:t>
-      </w:r>
-    </w:p>
-    <w:p>
-      <w:r>
-        <w:t xml:space="preserve">Na própria </w:t>
-      </w:r>
-      <w:hyperlink w:history="1" r:id="rId-21qr8cb7itkf_mk2wkuj">
-        <w:r>
-          <w:rPr>
-            <w:rStyle w:val="Hyperlink"/>
-          </w:rPr>
-          <w:t xml:space="preserve">fase inicial do JUBS</w:t>
-        </w:r>
-      </w:hyperlink>
-      <w:r>
-        <w:t xml:space="preserve">, a campanha foi perfeita em séries:</w:t>
-      </w:r>
-    </w:p>
-    <w:p>
-      <w:pPr>
-        <w:pStyle w:val="ListParagraph"/>
-        <w:numPr>
-          <w:ilvl w:val="0"/>
-          <w:numId w:val="1"/>
-        </w:numPr>
-      </w:pPr>
-      <w:r>
-        <w:t xml:space="preserve">2-0 contra </w:t>
-      </w:r>
-      <w:hyperlink w:history="1" r:id="rIdkozvfnhql5mgocut002iz">
-        <w:r>
-          <w:rPr>
-            <w:rStyle w:val="Hyperlink"/>
-          </w:rPr>
-          <w:t xml:space="preserve">Unit Troianos</w:t>
-        </w:r>
-      </w:hyperlink>
-      <w:r>
-        <w:t xml:space="preserve">;</w:t>
-      </w:r>
-    </w:p>
-    <w:p>
-      <w:pPr>
-        <w:pStyle w:val="ListParagraph"/>
-        <w:numPr>
-          <w:ilvl w:val="0"/>
-          <w:numId w:val="1"/>
-        </w:numPr>
-      </w:pPr>
-      <w:r>
-        <w:t xml:space="preserve">2-1 contra </w:t>
-      </w:r>
-      <w:hyperlink w:history="1" r:id="rIdqmqvybht3nv3ud88201tf">
-        <w:r>
-          <w:rPr>
-            <w:rStyle w:val="Hyperlink"/>
-          </w:rPr>
-          <w:t xml:space="preserve">CAAP Hellhounds</w:t>
-        </w:r>
-      </w:hyperlink>
-      <w:r>
-        <w:t xml:space="preserve">;</w:t>
-      </w:r>
-    </w:p>
-    <w:p>
-      <w:pPr>
-        <w:pStyle w:val="ListParagraph"/>
-        <w:numPr>
-          <w:ilvl w:val="0"/>
-          <w:numId w:val="1"/>
-        </w:numPr>
-      </w:pPr>
-      <w:r>
-        <w:t xml:space="preserve">2-1 contra </w:t>
-      </w:r>
-      <w:hyperlink w:history="1" r:id="rIdkoya6mxlv-iyx3tealzg-">
-        <w:r>
-          <w:rPr>
-            <w:rStyle w:val="Hyperlink"/>
-          </w:rPr>
-          <w:t xml:space="preserve">Wolf Gaming</w:t>
-        </w:r>
-      </w:hyperlink>
-      <w:r>
-        <w:t xml:space="preserve">;</w:t>
-      </w:r>
-    </w:p>
-    <w:p>
-      <w:pPr>
-        <w:pStyle w:val="ListParagraph"/>
-        <w:numPr>
-          <w:ilvl w:val="0"/>
-          <w:numId w:val="1"/>
-        </w:numPr>
-      </w:pPr>
-      <w:r>
-        <w:t xml:space="preserve">2-1 contra </w:t>
-      </w:r>
-      <w:hyperlink w:history="1" r:id="rId9wn4xydbra_syc9s-mnxn">
-        <w:r>
-          <w:rPr>
-            <w:rStyle w:val="Hyperlink"/>
-          </w:rPr>
-          <w:t xml:space="preserve">MackLogic Red</w:t>
-        </w:r>
-      </w:hyperlink>
-      <w:r>
-        <w:t xml:space="preserve">;</w:t>
-      </w:r>
-    </w:p>
-    <w:p>
-      <w:pPr>
-        <w:pStyle w:val="ListParagraph"/>
-        <w:numPr>
-          <w:ilvl w:val="0"/>
-          <w:numId w:val="1"/>
-        </w:numPr>
-      </w:pPr>
-      <w:r>
-        <w:t xml:space="preserve">2-0 contra </w:t>
-      </w:r>
-      <w:hyperlink w:history="1" r:id="rIdvctqdgbnuzals9_9ecjeo">
-        <w:r>
-          <w:rPr>
-            <w:rStyle w:val="Hyperlink"/>
-          </w:rPr>
-          <w:t xml:space="preserve">UCB Dogs</w:t>
-        </w:r>
-      </w:hyperlink>
-      <w:r>
-        <w:t xml:space="preserve">;</w:t>
-      </w:r>
-    </w:p>
-    <w:p>
-      <w:pPr>
-        <w:pStyle w:val="ListParagraph"/>
-        <w:numPr>
-          <w:ilvl w:val="0"/>
-          <w:numId w:val="1"/>
-        </w:numPr>
-      </w:pPr>
-      <w:r>
-        <w:t xml:space="preserve">2-0 contra </w:t>
-      </w:r>
-      <w:hyperlink w:history="1" r:id="rIdho_tieg2ovo4jfdr9beye">
-        <w:r>
-          <w:rPr>
-            <w:rStyle w:val="Hyperlink"/>
-          </w:rPr>
-          <w:t xml:space="preserve">Furia XV</w:t>
-        </w:r>
-      </w:hyperlink>
-      <w:r>
-        <w:t xml:space="preserve">.</w:t>
-      </w:r>
-    </w:p>
-    <w:p>
-      <w:r>
-        <w:t xml:space="preserve">Foram 6 vitórias em 6 séries, com retrospecto de 12-3 em mapas e 182-95 em rounds.</w:t>
-      </w:r>
-    </w:p>
-    <w:p>
-      <w:r>
-        <w:t xml:space="preserve">A Azure também passou invicta pela </w:t>
-      </w:r>
-      <w:hyperlink w:history="1" r:id="rIdpueeqk69spxmsekoct82v">
-        <w:r>
-          <w:rPr>
-            <w:rStyle w:val="Hyperlink"/>
-          </w:rPr>
-          <w:t xml:space="preserve">UNIVAVÁ - Classificatória 1</w:t>
-        </w:r>
-      </w:hyperlink>
-      <w:r>
-        <w:t xml:space="preserve">, vencendo seus quatro jogos. Entre eles estão um 13-9 sobre a própria </w:t>
-      </w:r>
-      <w:hyperlink w:history="1" r:id="rIdknk4ol_lotperegciwpif">
-        <w:r>
-          <w:rPr>
-            <w:rStyle w:val="Hyperlink"/>
-          </w:rPr>
-          <w:t xml:space="preserve">UFU Saints</w:t>
-        </w:r>
-      </w:hyperlink>
-      <w:r>
-        <w:t xml:space="preserve">, adversária de sua estreia no presencial, e um 13-4 contra a </w:t>
-      </w:r>
-      <w:hyperlink w:history="1" r:id="rIdykv6qfkssiexbrvdvybl6">
-        <w:r>
-          <w:rPr>
-            <w:rStyle w:val="Hyperlink"/>
-          </w:rPr>
-          <w:t xml:space="preserve">CAAP Hellhounds</w:t>
-        </w:r>
-      </w:hyperlink>
-      <w:r>
-        <w:t xml:space="preserve">.</w:t>
-      </w:r>
-    </w:p>
-    <w:p>
-      <w:r>
-        <w:t xml:space="preserve">O histórico contra as demais equipes classificadas ao JUBS também é majoritariamente positivo:</w:t>
-      </w:r>
-    </w:p>
-    <w:p>
-      <w:pPr>
-        <w:pStyle w:val="ListParagraph"/>
-        <w:numPr>
-          <w:ilvl w:val="0"/>
-          <w:numId w:val="1"/>
-        </w:numPr>
-      </w:pPr>
-      <w:r>
-        <w:t xml:space="preserve">0-4 em mapas contra </w:t>
-      </w:r>
-      <w:hyperlink w:history="1" r:id="rIdyqwtivzpjxhwhul385__v">
-        <w:r>
-          <w:rPr>
-            <w:rStyle w:val="Hyperlink"/>
-          </w:rPr>
-          <w:t xml:space="preserve">CEUB Octopus</w:t>
-        </w:r>
-      </w:hyperlink>
-      <w:r>
-        <w:t xml:space="preserve">;</w:t>
-      </w:r>
-    </w:p>
-    <w:p>
-      <w:pPr>
-        <w:pStyle w:val="ListParagraph"/>
-        <w:numPr>
-          <w:ilvl w:val="0"/>
-          <w:numId w:val="1"/>
-        </w:numPr>
-      </w:pPr>
-      <w:r>
-        <w:t xml:space="preserve">2-0 contra </w:t>
-      </w:r>
-      <w:hyperlink w:history="1" r:id="rIdknug4duotivojgh283nat">
-        <w:r>
-          <w:rPr>
-            <w:rStyle w:val="Hyperlink"/>
-          </w:rPr>
-          <w:t xml:space="preserve">UFU Saints</w:t>
-        </w:r>
-      </w:hyperlink>
-      <w:r>
-        <w:t xml:space="preserve">;</w:t>
-      </w:r>
-    </w:p>
-    <w:p>
-      <w:pPr>
-        <w:pStyle w:val="ListParagraph"/>
-        <w:numPr>
-          <w:ilvl w:val="0"/>
-          <w:numId w:val="1"/>
-        </w:numPr>
-      </w:pPr>
-      <w:r>
-        <w:t xml:space="preserve">2-1 contra </w:t>
-      </w:r>
-      <w:hyperlink w:history="1" r:id="rIdrtxved1snh3lw0ecumyj0">
-        <w:r>
-          <w:rPr>
-            <w:rStyle w:val="Hyperlink"/>
-          </w:rPr>
-          <w:t xml:space="preserve">MackLogic Red</w:t>
-        </w:r>
-      </w:hyperlink>
-      <w:r>
-        <w:t xml:space="preserve">;</w:t>
-      </w:r>
-    </w:p>
-    <w:p>
-      <w:pPr>
-        <w:pStyle w:val="ListParagraph"/>
-        <w:numPr>
-          <w:ilvl w:val="0"/>
-          <w:numId w:val="1"/>
-        </w:numPr>
-      </w:pPr>
-      <w:r>
-        <w:t xml:space="preserve">3-0 contra </w:t>
-      </w:r>
-      <w:hyperlink w:history="1" r:id="rId-y82673gf9lauk3bh625d">
-        <w:r>
-          <w:rPr>
-            <w:rStyle w:val="Hyperlink"/>
-          </w:rPr>
-          <w:t xml:space="preserve">UFMT Turuna</w:t>
-        </w:r>
-      </w:hyperlink>
-      <w:r>
-        <w:t xml:space="preserve">;</w:t>
-      </w:r>
-    </w:p>
-    <w:p>
-      <w:pPr>
-        <w:pStyle w:val="ListParagraph"/>
-        <w:numPr>
-          <w:ilvl w:val="0"/>
-          <w:numId w:val="1"/>
-        </w:numPr>
-      </w:pPr>
-      <w:r>
-        <w:t xml:space="preserve">2-0 contra </w:t>
-      </w:r>
-      <w:hyperlink w:history="1" r:id="rIdbxa2j0sohaahssqkxfj18">
-        <w:r>
-          <w:rPr>
-            <w:rStyle w:val="Hyperlink"/>
-          </w:rPr>
-          <w:t xml:space="preserve">Uninassau Griffins</w:t>
-        </w:r>
-      </w:hyperlink>
-      <w:r>
-        <w:t xml:space="preserve">;</w:t>
-      </w:r>
-    </w:p>
-    <w:p>
-      <w:pPr>
-        <w:pStyle w:val="ListParagraph"/>
-        <w:numPr>
-          <w:ilvl w:val="0"/>
-          <w:numId w:val="1"/>
-        </w:numPr>
-      </w:pPr>
-      <w:r>
-        <w:t xml:space="preserve">1-0 contra </w:t>
-      </w:r>
-      <w:hyperlink w:history="1" r:id="rIdn6zbre6i7tchymnkbca63">
-        <w:r>
-          <w:rPr>
-            <w:rStyle w:val="Hyperlink"/>
-          </w:rPr>
-          <w:t xml:space="preserve">A2E UFF</w:t>
-        </w:r>
-      </w:hyperlink>
-      <w:r>
-        <w:t xml:space="preserve">.</w:t>
-      </w:r>
-    </w:p>
-    <w:p>
-      <w:r>
-        <w:t xml:space="preserve">A equipe ainda não enfrentou apenas a </w:t>
-      </w:r>
-      <w:hyperlink w:history="1" r:id="rIdo7puvoxqopgli9siicr-5">
-        <w:r>
-          <w:rPr>
-            <w:rStyle w:val="Hyperlink"/>
-          </w:rPr>
-          <w:t xml:space="preserve">FAMETRO Berserkers</w:t>
-        </w:r>
-      </w:hyperlink>
-      <w:r>
-        <w:t xml:space="preserve">.</w:t>
-      </w:r>
-    </w:p>
-    <w:p>
-      <w:pPr>
-        <w:pStyle w:val="Heading3"/>
-      </w:pPr>
-      <w:r>
-        <w:t xml:space="preserve">Map pool</w:t>
-      </w:r>
-    </w:p>
-    <w:p>
-      <w:r>
-        <w:t xml:space="preserve">{{mappool: azure_bears_golden}}</w:t>
-      </w:r>
-    </w:p>
-    <w:p>
-      <w:pPr>
-        <w:pStyle w:val="Heading3"/>
-      </w:pPr>
-      <w:r>
-        <w:t xml:space="preserve">Desempenho dos jogadores no JUBS</w:t>
-      </w:r>
-    </w:p>
-    <w:p>
-      <w:r>
-        <w:t xml:space="preserve">{{elenco: azure_bears_golden | jubs-fase-inicial}}</w:t>
-      </w:r>
-    </w:p>
-    <w:p>
-      <w:hyperlink w:history="1" r:id="rIdiegzb6wz256pm3cdlzfou">
-        <w:r>
-          <w:rPr>
-            <w:rStyle w:val="Hyperlink"/>
-          </w:rPr>
-          <w:t xml:space="preserve">Kick</w:t>
-        </w:r>
-      </w:hyperlink>
-      <w:r>
         <w:t xml:space="preserve"> é ausência no JUBS por conta de sua idade e é substituído por </w:t>
       </w:r>
-      <w:hyperlink w:history="1" r:id="rId4br4u6mz2o-15keoo3wor">
+      <w:hyperlink w:history="1" r:id="rId6ma2tstsy1n95_htzrkds">
         <w:r>
           <w:rPr>
             <w:rStyle w:val="Hyperlink"/>
@@ -1434,9 +1434,51 @@
     </w:p>
     <w:p>
       <w:r>
+        <w:drawing>
+          <wp:inline distT="0" distB="0" distL="0" distR="0">
+            <wp:extent cx="5715000" cy="3810000"/>
+            <wp:effectExtent t="0" r="0" b="0" l="0"/>
+            <wp:docPr id="1" name="" descr="" title=""/>
+            <wp:cNvGraphicFramePr>
+              <a:graphicFrameLocks xmlns:a="http://schemas.openxmlformats.org/drawingml/2006/main" noChangeAspect="1"/>
+            </wp:cNvGraphicFramePr>
+            <a:graphic xmlns:a="http://schemas.openxmlformats.org/drawingml/2006/main">
+              <a:graphicData uri="http://schemas.openxmlformats.org/drawingml/2006/picture">
+                <pic:pic xmlns:pic="http://schemas.openxmlformats.org/drawingml/2006/picture">
+                  <pic:nvPicPr>
+                    <pic:cNvPr id="0" name="" descr=""/>
+                    <pic:cNvPicPr>
+                      <a:picLocks noChangeAspect="1" noChangeArrowheads="1"/>
+                    </pic:cNvPicPr>
+                  </pic:nvPicPr>
+                  <pic:blipFill>
+                    <a:blip r:embed="rId7" cstate="none"/>
+                    <a:srcRect/>
+                    <a:stretch>
+                      <a:fillRect/>
+                    </a:stretch>
+                  </pic:blipFill>
+                  <pic:spPr bwMode="auto">
+                    <a:xfrm>
+                      <a:off x="0" y="0"/>
+                      <a:ext cx="5715000" cy="3810000"/>
+                    </a:xfrm>
+                    <a:prstGeom prst="rect">
+                      <a:avLst/>
+                    </a:prstGeom>
+                  </pic:spPr>
+                </pic:pic>
+              </a:graphicData>
+            </a:graphic>
+          </wp:inline>
+        </w:drawing>
+      </w:r>
+    </w:p>
+    <w:p>
+      <w:r>
         <w:t xml:space="preserve">Também vale lembrar que </w:t>
       </w:r>
-      <w:hyperlink w:history="1" r:id="rId9v-mtexal0jzspdfnicni">
+      <w:hyperlink w:history="1" r:id="rIdvtt__tr0aw6kal40ti7cv">
         <w:r>
           <w:rPr>
             <w:rStyle w:val="Hyperlink"/>
@@ -1477,7 +1519,7 @@
       <w:r>
         <w:t xml:space="preserve"> </w:t>
       </w:r>
-      <w:hyperlink w:history="1" r:id="rId42jsqobxwzottkq1rmtlo">
+      <w:hyperlink w:history="1" r:id="rIdsrped_cabldobbvqumime">
         <w:r>
           <w:rPr>
             <w:rStyle w:val="Hyperlink"/>
@@ -1488,7 +1530,7 @@
       <w:r>
         <w:t xml:space="preserve"> · </w:t>
       </w:r>
-      <w:hyperlink w:history="1" r:id="rIdir_qv-vjn7dv6-0cnuwqq">
+      <w:hyperlink w:history="1" r:id="rIdmpjvlqrnvtias40rm6wnk">
         <w:r>
           <w:rPr>
             <w:rStyle w:val="Hyperlink"/>
@@ -1499,7 +1541,7 @@
       <w:r>
         <w:t xml:space="preserve"> · </w:t>
       </w:r>
-      <w:hyperlink w:history="1" r:id="rIdfi_7lqgqnch_rfcvtogz7">
+      <w:hyperlink w:history="1" r:id="rId3osudggzelxnwaziu7pfm">
         <w:r>
           <w:rPr>
             <w:rStyle w:val="Hyperlink"/>
@@ -1510,7 +1552,7 @@
       <w:r>
         <w:t xml:space="preserve"> · </w:t>
       </w:r>
-      <w:hyperlink w:history="1" r:id="rIdcy8b3dkqsq7b1-eugbtz5">
+      <w:hyperlink w:history="1" r:id="rIdwnul33-pk_e1gponlstx8">
         <w:r>
           <w:rPr>
             <w:rStyle w:val="Hyperlink"/>
@@ -1521,7 +1563,7 @@
       <w:r>
         <w:t xml:space="preserve"> · </w:t>
       </w:r>
-      <w:hyperlink w:history="1" r:id="rIdlwon9y7okl5euq2anvzmt">
+      <w:hyperlink w:history="1" r:id="rId9u4ihba8matc6vf3mnjyy">
         <w:r>
           <w:rPr>
             <w:rStyle w:val="Hyperlink"/>
@@ -1534,7 +1576,7 @@
       <w:r>
         <w:t xml:space="preserve">A nota de 93,7 coloca a equipe na quarta posição do Ranking UNIVLR, um ponto à frente da </w:t>
       </w:r>
-      <w:hyperlink w:history="1" r:id="rId27czeelqoexy3yt1ke6le">
+      <w:hyperlink w:history="1" r:id="rIdnhx0glnoxvgtuomcocpaf">
         <w:r>
           <w:rPr>
             <w:rStyle w:val="Hyperlink"/>
@@ -1565,7 +1607,7 @@
       <w:r>
         <w:t xml:space="preserve">No início de abril, a UFU começou bem no </w:t>
       </w:r>
-      <w:hyperlink w:history="1" r:id="rIdrqe24j8vfsgx3a1g1z63z">
+      <w:hyperlink w:history="1" r:id="rIdx1hcjns5_giclmw4-9jlf">
         <w:r>
           <w:rPr>
             <w:rStyle w:val="Hyperlink"/>
@@ -1576,7 +1618,7 @@
       <w:r>
         <w:t xml:space="preserve">, vencendo </w:t>
       </w:r>
-      <w:hyperlink w:history="1" r:id="rIdatr76zxcydryqe_xg3olb">
+      <w:hyperlink w:history="1" r:id="rIdszvtnjnmlsqhec_iukmr8">
         <w:r>
           <w:rPr>
             <w:rStyle w:val="Hyperlink"/>
@@ -1587,7 +1629,7 @@
       <w:r>
         <w:t xml:space="preserve">, </w:t>
       </w:r>
-      <w:hyperlink w:history="1" r:id="rIdor1uy6kjeng-6yfjxdul7">
+      <w:hyperlink w:history="1" r:id="rId0rsh818_qfudfu2l9uqyt">
         <w:r>
           <w:rPr>
             <w:rStyle w:val="Hyperlink"/>
@@ -1598,7 +1640,7 @@
       <w:r>
         <w:t xml:space="preserve"> e </w:t>
       </w:r>
-      <w:hyperlink w:history="1" r:id="rIditgylrwieodtdkvsin5d1">
+      <w:hyperlink w:history="1" r:id="rIddgiilr2rcuo180rx8d2xo">
         <w:r>
           <w:rPr>
             <w:rStyle w:val="Hyperlink"/>
@@ -1609,7 +1651,7 @@
       <w:r>
         <w:t xml:space="preserve">, mas encontrou imediatamente o teto do cenário: perdeu para </w:t>
       </w:r>
-      <w:hyperlink w:history="1" r:id="rIdzgikfw9tycynoxfrtbk22">
+      <w:hyperlink w:history="1" r:id="rIddji_xxgcznqay35sqj9th">
         <w:r>
           <w:rPr>
             <w:rStyle w:val="Hyperlink"/>
@@ -1620,7 +1662,7 @@
       <w:r>
         <w:t xml:space="preserve"> por 13-4 e, poucos dias depois, para </w:t>
       </w:r>
-      <w:hyperlink w:history="1" r:id="rIdyctoauuq7ivibvhf_ljuy">
+      <w:hyperlink w:history="1" r:id="rIdkyemzl5mycaqvw9f958xp">
         <w:r>
           <w:rPr>
             <w:rStyle w:val="Hyperlink"/>
@@ -1636,7 +1678,7 @@
       <w:r>
         <w:t xml:space="preserve">A equipe voltou a aparecer com força em maio. No </w:t>
       </w:r>
-      <w:hyperlink w:history="1" r:id="rIdfeu4xhrd9h82u8ysc9bp1">
+      <w:hyperlink w:history="1" r:id="rId-uztqdggh_oz6haogbf4d">
         <w:r>
           <w:rPr>
             <w:rStyle w:val="Hyperlink"/>
@@ -1647,7 +1689,7 @@
       <w:r>
         <w:t xml:space="preserve">, foram cinco partidas e cinco vitórias, passando por </w:t>
       </w:r>
-      <w:hyperlink w:history="1" r:id="rIdevuiyg3l7ib_dlan-_lj8">
+      <w:hyperlink w:history="1" r:id="rIdqg9hjzul2shu7qikq_tws">
         <w:r>
           <w:rPr>
             <w:rStyle w:val="Hyperlink"/>
@@ -1658,7 +1700,7 @@
       <w:r>
         <w:t xml:space="preserve">, </w:t>
       </w:r>
-      <w:hyperlink w:history="1" r:id="rIdwsqe6ibbuq9rjt0xzexxh">
+      <w:hyperlink w:history="1" r:id="rId_1ltxxvqfzn6umjdil9yh">
         <w:r>
           <w:rPr>
             <w:rStyle w:val="Hyperlink"/>
@@ -1669,7 +1711,7 @@
       <w:r>
         <w:t xml:space="preserve">, </w:t>
       </w:r>
-      <w:hyperlink w:history="1" r:id="rIdrfdlou1jhzutrqdudkcr-">
+      <w:hyperlink w:history="1" r:id="rId9z13uouo2l9hyzaufy3fu">
         <w:r>
           <w:rPr>
             <w:rStyle w:val="Hyperlink"/>
@@ -1680,7 +1722,7 @@
       <w:r>
         <w:t xml:space="preserve">, </w:t>
       </w:r>
-      <w:hyperlink w:history="1" r:id="rIdxri2wetis3etiazkc1jdf">
+      <w:hyperlink w:history="1" r:id="rId554qwsv4ika5xhide8pfi">
         <w:r>
           <w:rPr>
             <w:rStyle w:val="Hyperlink"/>
@@ -1691,7 +1733,7 @@
       <w:r>
         <w:t xml:space="preserve"> e </w:t>
       </w:r>
-      <w:hyperlink w:history="1" r:id="rIdeswal63hx0m1hmddmk33u">
+      <w:hyperlink w:history="1" r:id="rIduimplim9rtbys6ey-4hjg">
         <w:r>
           <w:rPr>
             <w:rStyle w:val="Hyperlink"/>
@@ -1712,7 +1754,7 @@
       <w:r>
         <w:t xml:space="preserve">A UFU perdeu uma MD3 apertada para a </w:t>
       </w:r>
-      <w:hyperlink w:history="1" r:id="rIdcnjwfqviylmygfian_c1h">
+      <w:hyperlink w:history="1" r:id="rIdjowcyjeey-i-tyhi2u4zc">
         <w:r>
           <w:rPr>
             <w:rStyle w:val="Hyperlink"/>
@@ -1723,7 +1765,7 @@
       <w:r>
         <w:t xml:space="preserve"> na </w:t>
       </w:r>
-      <w:hyperlink w:history="1" r:id="rIdxvxrireoqbrxja83-znfk">
+      <w:hyperlink w:history="1" r:id="rIdxwn6db1tmchkiwf5eekmc">
         <w:r>
           <w:rPr>
             <w:rStyle w:val="Hyperlink"/>
@@ -1734,7 +1776,7 @@
       <w:r>
         <w:t xml:space="preserve"> por 2-1 e começou a </w:t>
       </w:r>
-      <w:hyperlink w:history="1" r:id="rIdaf794bpfqosqs8w8jrvhr">
+      <w:hyperlink w:history="1" r:id="rId91y5-pchdc-ykrczily9r">
         <w:r>
           <w:rPr>
             <w:rStyle w:val="Hyperlink"/>
@@ -1745,7 +1787,7 @@
       <w:r>
         <w:t xml:space="preserve"> sendo derrotada pela </w:t>
       </w:r>
-      <w:hyperlink w:history="1" r:id="rIdfikv_wfsmjq1pzni6p2bh">
+      <w:hyperlink w:history="1" r:id="rIdnysw-7cq6770gb5loombe">
         <w:r>
           <w:rPr>
             <w:rStyle w:val="Hyperlink"/>
@@ -1761,7 +1803,7 @@
       <w:r>
         <w:t xml:space="preserve">Na classificatória do JUBS, o caminho também não foi totalmente tranquilo. A Saints venceu </w:t>
       </w:r>
-      <w:hyperlink w:history="1" r:id="rIdpzoardkblbhf49cbh15dy">
+      <w:hyperlink w:history="1" r:id="rIdjpdw1jjeyjntev4o6sk3v">
         <w:r>
           <w:rPr>
             <w:rStyle w:val="Hyperlink"/>
@@ -1772,7 +1814,7 @@
       <w:r>
         <w:t xml:space="preserve"> por 2-0, caiu para a </w:t>
       </w:r>
-      <w:hyperlink w:history="1" r:id="rId7nou6ec4lmvlik94hmicw">
+      <w:hyperlink w:history="1" r:id="rIddhbg-fmsb4m0ib7ggqibs">
         <w:r>
           <w:rPr>
             <w:rStyle w:val="Hyperlink"/>
@@ -1783,7 +1825,7 @@
       <w:r>
         <w:t xml:space="preserve"> por 2-1, recuperou-se com um 2-0 sobre a </w:t>
       </w:r>
-      <w:hyperlink w:history="1" r:id="rIdfzbes7btan6hjqhmkfj4j">
+      <w:hyperlink w:history="1" r:id="rIdvdf9kmgo4xvfw62gaf5xd">
         <w:r>
           <w:rPr>
             <w:rStyle w:val="Hyperlink"/>
@@ -1840,7 +1882,7 @@
       <w:r>
         <w:t xml:space="preserve">Depois da derrota por 13-7 para a </w:t>
       </w:r>
-      <w:hyperlink w:history="1" r:id="rIdke_xyyfnx9eqdr1xvhz28">
+      <w:hyperlink w:history="1" r:id="rIdgutxqctdbthftqpfwhkbg">
         <w:r>
           <w:rPr>
             <w:rStyle w:val="Hyperlink"/>
@@ -1851,7 +1893,7 @@
       <w:r>
         <w:t xml:space="preserve"> no </w:t>
       </w:r>
-      <w:hyperlink w:history="1" r:id="rIdomal977ecwayn1lhrtv-g">
+      <w:hyperlink w:history="1" r:id="rIdsc0gvsylez2ff6m9coypl">
         <w:r>
           <w:rPr>
             <w:rStyle w:val="Hyperlink"/>
@@ -1867,7 +1909,7 @@
       <w:r>
         <w:t xml:space="preserve">Primeiro vieram os 2-0 sobre </w:t>
       </w:r>
-      <w:hyperlink w:history="1" r:id="rIdvyhjviaxlkr2hxo_x0b9d">
+      <w:hyperlink w:history="1" r:id="rIdk6g2zwxjxnrs5oshuziqu">
         <w:r>
           <w:rPr>
             <w:rStyle w:val="Hyperlink"/>
@@ -1878,7 +1920,7 @@
       <w:r>
         <w:t xml:space="preserve"> e </w:t>
       </w:r>
-      <w:hyperlink w:history="1" r:id="rId5avloxpixxjzm_rkyq15z">
+      <w:hyperlink w:history="1" r:id="rIdswc2oxyv3cgcudwyqxjgj">
         <w:r>
           <w:rPr>
             <w:rStyle w:val="Hyperlink"/>
@@ -1889,7 +1931,7 @@
       <w:r>
         <w:t xml:space="preserve"> na reta final do JUBS. Depois, na </w:t>
       </w:r>
-      <w:hyperlink w:history="1" r:id="rIdtejkrmd3p-bcdexbh5g_v">
+      <w:hyperlink w:history="1" r:id="rIdvg8ck8dplahmpblhzgal0">
         <w:r>
           <w:rPr>
             <w:rStyle w:val="Hyperlink"/>
@@ -1912,7 +1954,7 @@
       <w:r>
         <w:t xml:space="preserve">13-3 contra </w:t>
       </w:r>
-      <w:hyperlink w:history="1" r:id="rIdxu-cezty6ra83ny82dpog">
+      <w:hyperlink w:history="1" r:id="rId209xliwbj7cprt8fm_82v">
         <w:r>
           <w:rPr>
             <w:rStyle w:val="Hyperlink"/>
@@ -1935,7 +1977,7 @@
       <w:r>
         <w:t xml:space="preserve">13-8 contra </w:t>
       </w:r>
-      <w:hyperlink w:history="1" r:id="rIdq1jnfqwyfstwntpp2rjhs">
+      <w:hyperlink w:history="1" r:id="rIdh4njv1lpfslhsoeae8ysf">
         <w:r>
           <w:rPr>
             <w:rStyle w:val="Hyperlink"/>
@@ -1958,7 +2000,7 @@
       <w:r>
         <w:t xml:space="preserve">13-6 contra </w:t>
       </w:r>
-      <w:hyperlink w:history="1" r:id="rIdd_iz0rwmee8tts4iih4hl">
+      <w:hyperlink w:history="1" r:id="rIdu1aq-geaibhf7pydownta">
         <w:r>
           <w:rPr>
             <w:rStyle w:val="Hyperlink"/>
@@ -1981,7 +2023,7 @@
       <w:r>
         <w:t xml:space="preserve">13-2 contra </w:t>
       </w:r>
-      <w:hyperlink w:history="1" r:id="rId2lher5z9z8xknrlj7miwf">
+      <w:hyperlink w:history="1" r:id="rIdqsqmsd-ibp9a0gftglsjw">
         <w:r>
           <w:rPr>
             <w:rStyle w:val="Hyperlink"/>
@@ -2002,7 +2044,7 @@
       <w:r>
         <w:t xml:space="preserve">O retrospecto recente é ainda mais relevante porque dois desses adversários - </w:t>
       </w:r>
-      <w:hyperlink w:history="1" r:id="rId_si1gudq8lc11rf0q3kxv">
+      <w:hyperlink w:history="1" r:id="rIdmnkfsv3_hsrwhzc7g855-">
         <w:r>
           <w:rPr>
             <w:rStyle w:val="Hyperlink"/>
@@ -2013,7 +2055,7 @@
       <w:r>
         <w:t xml:space="preserve"> e </w:t>
       </w:r>
-      <w:hyperlink w:history="1" r:id="rIdrbwyg1dme7iturp9b3sqq">
+      <w:hyperlink w:history="1" r:id="rIduzftwtm17deydkwwkxlxv">
         <w:r>
           <w:rPr>
             <w:rStyle w:val="Hyperlink"/>
@@ -2051,7 +2093,7 @@
       <w:r>
         <w:t xml:space="preserve">0-3 em mapas contra </w:t>
       </w:r>
-      <w:hyperlink w:history="1" r:id="rId6mfuu4wu_p5fhkwsfltf9">
+      <w:hyperlink w:history="1" r:id="rIdu3immwyzxdabbw9siy6oo">
         <w:r>
           <w:rPr>
             <w:rStyle w:val="Hyperlink"/>
@@ -2074,7 +2116,7 @@
       <w:r>
         <w:t xml:space="preserve">0-2 contra </w:t>
       </w:r>
-      <w:hyperlink w:history="1" r:id="rIddoervwjvslcw1rikuebrg">
+      <w:hyperlink w:history="1" r:id="rIdypex0aadf4u-8yoz6j_1s">
         <w:r>
           <w:rPr>
             <w:rStyle w:val="Hyperlink"/>
@@ -2097,7 +2139,7 @@
       <w:r>
         <w:t xml:space="preserve">1-4 contra </w:t>
       </w:r>
-      <w:hyperlink w:history="1" r:id="rIdmzxu657pkl0blg0bfasnt">
+      <w:hyperlink w:history="1" r:id="rIdys4wdcaewlkqm2f2t_tz6">
         <w:r>
           <w:rPr>
             <w:rStyle w:val="Hyperlink"/>
@@ -2120,7 +2162,7 @@
       <w:r>
         <w:t xml:space="preserve">1-0 contra </w:t>
       </w:r>
-      <w:hyperlink w:history="1" r:id="rIdvws0g2q1m6ca3mvjd5yel">
+      <w:hyperlink w:history="1" r:id="rId5hvmsuhe25oacerds1wzx">
         <w:r>
           <w:rPr>
             <w:rStyle w:val="Hyperlink"/>
@@ -2136,7 +2178,7 @@
       <w:r>
         <w:t xml:space="preserve">A UFU ainda não enfrentou </w:t>
       </w:r>
-      <w:hyperlink w:history="1" r:id="rIdw_h-1gl-kx3puxtmrsqfc">
+      <w:hyperlink w:history="1" r:id="rIdxvwcxn3zygegqocpr-wjy">
         <w:r>
           <w:rPr>
             <w:rStyle w:val="Hyperlink"/>
@@ -2147,7 +2189,7 @@
       <w:r>
         <w:t xml:space="preserve">, </w:t>
       </w:r>
-      <w:hyperlink w:history="1" r:id="rId00agtwpuhfftulrljoi0u">
+      <w:hyperlink w:history="1" r:id="rIdicyozck5qk0jj9rugschr">
         <w:r>
           <w:rPr>
             <w:rStyle w:val="Hyperlink"/>
@@ -2158,7 +2200,7 @@
       <w:r>
         <w:t xml:space="preserve"> ou </w:t>
       </w:r>
-      <w:hyperlink w:history="1" r:id="rId1-9idwdve2am_-nz8bgto">
+      <w:hyperlink w:history="1" r:id="rIdbbudpzdyiayyi50dwtfwg">
         <w:r>
           <w:rPr>
             <w:rStyle w:val="Hyperlink"/>
@@ -2174,7 +2216,7 @@
       <w:r>
         <w:t xml:space="preserve">Sua primeira partida no presencial será justamente contra a </w:t>
       </w:r>
-      <w:hyperlink w:history="1" r:id="rId8sivz-p04bvikqqhlhxhb">
+      <w:hyperlink w:history="1" r:id="rIdnempvtj-3bzxl2libaez7">
         <w:r>
           <w:rPr>
             <w:rStyle w:val="Hyperlink"/>
@@ -2185,7 +2227,7 @@
       <w:r>
         <w:t xml:space="preserve">. Esse pode ser o primeiro passo para uma excelente campanha, com a equipe mais uma vez mostrando que aprende com os erros dos jogos que perdeu, aproveitando a MD1 para se colocar em uma situação confortável de passagem para os playoffs. A derrota na estreia, no entanto, pode dificultar a caminhada de </w:t>
       </w:r>
-      <w:hyperlink w:history="1" r:id="rId_63gv4bzmjzcfpeenqz2-">
+      <w:hyperlink w:history="1" r:id="rIdcpl0o4d35qdpezjcnpbzm">
         <w:r>
           <w:rPr>
             <w:rStyle w:val="Hyperlink"/>
@@ -2252,7 +2294,7 @@
       <w:r>
         <w:t xml:space="preserve"> </w:t>
       </w:r>
-      <w:hyperlink w:history="1" r:id="rIdbawhr2u79ha838-3x4b2u">
+      <w:hyperlink w:history="1" r:id="rIdcxt3zdv9k3hzouvia_a5k">
         <w:r>
           <w:rPr>
             <w:rStyle w:val="Hyperlink"/>
@@ -2263,7 +2305,7 @@
       <w:r>
         <w:t xml:space="preserve"> · </w:t>
       </w:r>
-      <w:hyperlink w:history="1" r:id="rId3aowzx_alqciuqjjjrnsh">
+      <w:hyperlink w:history="1" r:id="rId-dc_lmo4a8uerrrgsemsc">
         <w:r>
           <w:rPr>
             <w:rStyle w:val="Hyperlink"/>
@@ -2274,7 +2316,7 @@
       <w:r>
         <w:t xml:space="preserve"> · </w:t>
       </w:r>
-      <w:hyperlink w:history="1" r:id="rIdom0jdyn58150maqntfgbn">
+      <w:hyperlink w:history="1" r:id="rId0pohcshj-tmujon9pwlkn">
         <w:r>
           <w:rPr>
             <w:rStyle w:val="Hyperlink"/>
@@ -2285,7 +2327,7 @@
       <w:r>
         <w:t xml:space="preserve"> · </w:t>
       </w:r>
-      <w:hyperlink w:history="1" r:id="rIdkt9s3vnxuuftl8erm6ak1">
+      <w:hyperlink w:history="1" r:id="rId8erpey_z7fmr6qbbj9sse">
         <w:r>
           <w:rPr>
             <w:rStyle w:val="Hyperlink"/>
@@ -2296,7 +2338,7 @@
       <w:r>
         <w:t xml:space="preserve"> · </w:t>
       </w:r>
-      <w:hyperlink w:history="1" r:id="rIdr96awtzrqm-ai0almmc_k">
+      <w:hyperlink w:history="1" r:id="rIdpxbhahwvhlk9vhzoalx0h">
         <w:r>
           <w:rPr>
             <w:rStyle w:val="Hyperlink"/>
@@ -2309,7 +2351,7 @@
       <w:r>
         <w:t xml:space="preserve">A </w:t>
       </w:r>
-      <w:hyperlink w:history="1" r:id="rIdnmvefdgu-j0fquufu2xcg">
+      <w:hyperlink w:history="1" r:id="rIdrlwmlbsiyjcle8fuaofw1">
         <w:r>
           <w:rPr>
             <w:rStyle w:val="Hyperlink"/>
@@ -2325,7 +2367,7 @@
       <w:r>
         <w:t xml:space="preserve">Não chega com o domínio quase absurdo da </w:t>
       </w:r>
-      <w:hyperlink w:history="1" r:id="rId5eafjcyhqpe6ud31lslky">
+      <w:hyperlink w:history="1" r:id="rId4r5akz9d16xhes7d_anzc">
         <w:r>
           <w:rPr>
             <w:rStyle w:val="Hyperlink"/>
@@ -2336,7 +2378,7 @@
       <w:r>
         <w:t xml:space="preserve">, nem com a regularidade da </w:t>
       </w:r>
-      <w:hyperlink w:history="1" r:id="rIdntaonwcoqdq73u5i9iysb">
+      <w:hyperlink w:history="1" r:id="rId-prwkq0nbfdfkmam19emm">
         <w:r>
           <w:rPr>
             <w:rStyle w:val="Hyperlink"/>
@@ -2367,7 +2409,7 @@
       <w:r>
         <w:t xml:space="preserve">A Mack começou o ano com uma derrota por 2-1 para a </w:t>
       </w:r>
-      <w:hyperlink w:history="1" r:id="rIdvphjhg4hsbmzeqgerizhs">
+      <w:hyperlink w:history="1" r:id="rIdfjhcvrbu0xefwbu5ocro3">
         <w:r>
           <w:rPr>
             <w:rStyle w:val="Hyperlink"/>
@@ -2378,7 +2420,7 @@
       <w:r>
         <w:t xml:space="preserve"> no </w:t>
       </w:r>
-      <w:hyperlink w:history="1" r:id="rIdaywbeqipeot9un1bctoay">
+      <w:hyperlink w:history="1" r:id="rIdylh5zqvcaxtz5vrqpfyql">
         <w:r>
           <w:rPr>
             <w:rStyle w:val="Hyperlink"/>
@@ -2394,7 +2436,7 @@
       <w:r>
         <w:t xml:space="preserve">Na </w:t>
       </w:r>
-      <w:hyperlink w:history="1" r:id="rIdrvpwbad8iazo4lakvi75w">
+      <w:hyperlink w:history="1" r:id="rId6fyypqjvsajcikgkczgja">
         <w:r>
           <w:rPr>
             <w:rStyle w:val="Hyperlink"/>
@@ -2405,7 +2447,7 @@
       <w:r>
         <w:t xml:space="preserve">, a primeira grande vitória veio justamente contra a </w:t>
       </w:r>
-      <w:hyperlink w:history="1" r:id="rIdgdkeihx7aviy6xpqr1_qb">
+      <w:hyperlink w:history="1" r:id="rIdb9neup53xca3vdxdk2m0i">
         <w:r>
           <w:rPr>
             <w:rStyle w:val="Hyperlink"/>
@@ -2421,7 +2463,7 @@
       <w:r>
         <w:t xml:space="preserve">Poucos dias depois, venceu a </w:t>
       </w:r>
-      <w:hyperlink w:history="1" r:id="rIduts-kus7h-hwa2peywzvs">
+      <w:hyperlink w:history="1" r:id="rIdjnrmi6ztslnc7-jmiukvm">
         <w:r>
           <w:rPr>
             <w:rStyle w:val="Hyperlink"/>
@@ -2437,7 +2479,7 @@
       <w:r>
         <w:t xml:space="preserve">O teto ficou claro na sequência: na mesma AOC, a Mack encontrou a </w:t>
       </w:r>
-      <w:hyperlink w:history="1" r:id="rIddzjohfv-ikplenn5tjdjm">
+      <w:hyperlink w:history="1" r:id="rIdjfjqmgzbmiywpxb5s6txv">
         <w:r>
           <w:rPr>
             <w:rStyle w:val="Hyperlink"/>
@@ -2463,7 +2505,7 @@
       <w:r>
         <w:t xml:space="preserve">Na </w:t>
       </w:r>
-      <w:hyperlink w:history="1" r:id="rIdjtcvurnxamhtr0fysrcs-">
+      <w:hyperlink w:history="1" r:id="rIdf2lqogfewssyrycpslrqz">
         <w:r>
           <w:rPr>
             <w:rStyle w:val="Hyperlink"/>
@@ -2486,7 +2528,7 @@
       <w:r>
         <w:t xml:space="preserve">2-1 contra </w:t>
       </w:r>
-      <w:hyperlink w:history="1" r:id="rIdznwqpbumne-bguhmut01r">
+      <w:hyperlink w:history="1" r:id="rIdmmr5t_3yh1laozkx4p6xv">
         <w:r>
           <w:rPr>
             <w:rStyle w:val="Hyperlink"/>
@@ -2509,7 +2551,7 @@
       <w:r>
         <w:t xml:space="preserve">2-0 contra </w:t>
       </w:r>
-      <w:hyperlink w:history="1" r:id="rIde3t5ky5ws9m_icygjvks6">
+      <w:hyperlink w:history="1" r:id="rIdsbkun8ty8ewceyd8geyld">
         <w:r>
           <w:rPr>
             <w:rStyle w:val="Hyperlink"/>
@@ -2532,7 +2574,7 @@
       <w:r>
         <w:t xml:space="preserve">2-0 contra </w:t>
       </w:r>
-      <w:hyperlink w:history="1" r:id="rIdhfyt_qix7a25qbfutc825">
+      <w:hyperlink w:history="1" r:id="rIdihdjipvshwfbrt5pzmf7f">
         <w:r>
           <w:rPr>
             <w:rStyle w:val="Hyperlink"/>
@@ -2555,7 +2597,7 @@
       <w:r>
         <w:t xml:space="preserve">1-2 contra </w:t>
       </w:r>
-      <w:hyperlink w:history="1" r:id="rIdzm40hzexv7waytwo61xt_">
+      <w:hyperlink w:history="1" r:id="rIdnqatuscyjovt4dooyezmv">
         <w:r>
           <w:rPr>
             <w:rStyle w:val="Hyperlink"/>
@@ -2578,7 +2620,7 @@
       <w:r>
         <w:t xml:space="preserve">2-0 contra </w:t>
       </w:r>
-      <w:hyperlink w:history="1" r:id="rId0dwxcrz9ugwhtddrrfjsn">
+      <w:hyperlink w:history="1" r:id="rIdkhygvwvkgosdxnbyx0yel">
         <w:r>
           <w:rPr>
             <w:rStyle w:val="Hyperlink"/>
@@ -2601,7 +2643,7 @@
       <w:r>
         <w:t xml:space="preserve">0-2 contra </w:t>
       </w:r>
-      <w:hyperlink w:history="1" r:id="rId99ufeq-ogaw6ctyikeqvw">
+      <w:hyperlink w:history="1" r:id="rIdswue-lgsa-uqqwebx_ljl">
         <w:r>
           <w:rPr>
             <w:rStyle w:val="Hyperlink"/>
@@ -2624,7 +2666,7 @@
       <w:r>
         <w:t xml:space="preserve">2-1 contra </w:t>
       </w:r>
-      <w:hyperlink w:history="1" r:id="rId354fnruizssgbqhz3w8oi">
+      <w:hyperlink w:history="1" r:id="rIdtoniyotljwijehpec7sl6">
         <w:r>
           <w:rPr>
             <w:rStyle w:val="Hyperlink"/>
@@ -2657,7 +2699,7 @@
       <w:r>
         <w:t xml:space="preserve">0-2 em mapas contra </w:t>
       </w:r>
-      <w:hyperlink w:history="1" r:id="rIdynd0y0ryp6qr6orhuowy-">
+      <w:hyperlink w:history="1" r:id="rIdyb_v49a6w4l1mbbvtrpe5">
         <w:r>
           <w:rPr>
             <w:rStyle w:val="Hyperlink"/>
@@ -2680,7 +2722,7 @@
       <w:r>
         <w:t xml:space="preserve">1-2 contra </w:t>
       </w:r>
-      <w:hyperlink w:history="1" r:id="rIde56xpzqky5bu4rdrkmzxm">
+      <w:hyperlink w:history="1" r:id="rIdptqfdqikx-oxmq9qe_ex2">
         <w:r>
           <w:rPr>
             <w:rStyle w:val="Hyperlink"/>
@@ -2703,7 +2745,7 @@
       <w:r>
         <w:t xml:space="preserve">4-1 contra </w:t>
       </w:r>
-      <w:hyperlink w:history="1" r:id="rIdlatpl5ck3_pbttyuewhwz">
+      <w:hyperlink w:history="1" r:id="rIdiieqaq6h-kknzrztshspg">
         <w:r>
           <w:rPr>
             <w:rStyle w:val="Hyperlink"/>
@@ -2726,7 +2768,7 @@
       <w:r>
         <w:t xml:space="preserve">2-0 contra </w:t>
       </w:r>
-      <w:hyperlink w:history="1" r:id="rIdtfp9b0v3o-2y0yyxxmqzg">
+      <w:hyperlink w:history="1" r:id="rIdhn8uvjuaaqdkmvhvadwyg">
         <w:r>
           <w:rPr>
             <w:rStyle w:val="Hyperlink"/>
@@ -2749,7 +2791,7 @@
       <w:r>
         <w:t xml:space="preserve">2-0 contra </w:t>
       </w:r>
-      <w:hyperlink w:history="1" r:id="rId_o37pmzpgh_mege34vstq">
+      <w:hyperlink w:history="1" r:id="rIdhhtzpm0vbwfyt0spyhkac">
         <w:r>
           <w:rPr>
             <w:rStyle w:val="Hyperlink"/>
@@ -2765,7 +2807,7 @@
       <w:r>
         <w:t xml:space="preserve">A Mack ainda não enfrentou </w:t>
       </w:r>
-      <w:hyperlink w:history="1" r:id="rIddurxfeb-1husmxb3pwnjx">
+      <w:hyperlink w:history="1" r:id="rIdyljbtmojg8-s5p6bekmc5">
         <w:r>
           <w:rPr>
             <w:rStyle w:val="Hyperlink"/>
@@ -2776,7 +2818,7 @@
       <w:r>
         <w:t xml:space="preserve"> ou </w:t>
       </w:r>
-      <w:hyperlink w:history="1" r:id="rIdgb-eindd5oicychmzlbz7">
+      <w:hyperlink w:history="1" r:id="rIdvlmdon8aljqu_5wymcn9a">
         <w:r>
           <w:rPr>
             <w:rStyle w:val="Hyperlink"/>
@@ -2797,7 +2839,7 @@
       <w:r>
         <w:t xml:space="preserve">Sua estreia será justamente contra uma equipe que ainda não aparece nesse histórico: </w:t>
       </w:r>
-      <w:hyperlink w:history="1" r:id="rIdkvcgkkn029o-t1nfcscag">
+      <w:hyperlink w:history="1" r:id="rId3qijlawf-mij3ppdgkqxi">
         <w:r>
           <w:rPr>
             <w:rStyle w:val="Hyperlink"/>
@@ -2811,7 +2853,7 @@
     </w:p>
     <w:p>
       <w:r>
-        <w:t xml:space="preserve">Vejamos se nesse presencial os lógicos vão conseguir encontrar a consistência e aquele algo a mais, que parecem ter sido o que está faltando na equipe desde o começo do ano, ou se mais uma vez o VALORANT vai ser um jogo violento demais para eles.</w:t>
+        <w:t xml:space="preserve">Vejamos se nesse presencial os lógicos vão conseguir encontrar a consistência e aquele algo a mais, que parecem ter sido o que está faltando na equipe desde o começo do ano, ou se mais uma vez o VALORANT será um jogo violento demais para eles.</w:t>
       </w:r>
     </w:p>
     <w:p>
@@ -2869,7 +2911,7 @@
       <w:r>
         <w:t xml:space="preserve"> </w:t>
       </w:r>
-      <w:hyperlink w:history="1" r:id="rIdhfver4m6px6fhtor-2gx6">
+      <w:hyperlink w:history="1" r:id="rIdns-nz-vmcjo5aoqu5emff">
         <w:r>
           <w:rPr>
             <w:rStyle w:val="Hyperlink"/>
@@ -2880,7 +2922,7 @@
       <w:r>
         <w:t xml:space="preserve"> · </w:t>
       </w:r>
-      <w:hyperlink w:history="1" r:id="rIdejdh0swb3jm0jgju30sx5">
+      <w:hyperlink w:history="1" r:id="rId2wgbvt6lp3cp1-a4typra">
         <w:r>
           <w:rPr>
             <w:rStyle w:val="Hyperlink"/>
@@ -2891,7 +2933,7 @@
       <w:r>
         <w:t xml:space="preserve"> · </w:t>
       </w:r>
-      <w:hyperlink w:history="1" r:id="rIdvdp2_4ak0kcl_zfqycx1m">
+      <w:hyperlink w:history="1" r:id="rId2fbtodktafvzufmy3r-4n">
         <w:r>
           <w:rPr>
             <w:rStyle w:val="Hyperlink"/>
@@ -2902,7 +2944,7 @@
       <w:r>
         <w:t xml:space="preserve"> · </w:t>
       </w:r>
-      <w:hyperlink w:history="1" r:id="rIdcyckzqlhswjlmt4wryagk">
+      <w:hyperlink w:history="1" r:id="rId-snbsrobr8vo4xkkjng4s">
         <w:r>
           <w:rPr>
             <w:rStyle w:val="Hyperlink"/>
@@ -2913,7 +2955,7 @@
       <w:r>
         <w:t xml:space="preserve"> · </w:t>
       </w:r>
-      <w:hyperlink w:history="1" r:id="rIdsm0godgdb9qfk-_hxaopc">
+      <w:hyperlink w:history="1" r:id="rIdhctlrs_8qmr3stbcviebk">
         <w:r>
           <w:rPr>
             <w:rStyle w:val="Hyperlink"/>
@@ -2926,7 +2968,7 @@
       <w:r>
         <w:t xml:space="preserve">Se </w:t>
       </w:r>
-      <w:hyperlink w:history="1" r:id="rIdlihfhmiekdufbvv72kmwy">
+      <w:hyperlink w:history="1" r:id="rIdapptwpjn0ng-7yxem54ho">
         <w:r>
           <w:rPr>
             <w:rStyle w:val="Hyperlink"/>
@@ -2937,7 +2979,7 @@
       <w:r>
         <w:t xml:space="preserve">, </w:t>
       </w:r>
-      <w:hyperlink w:history="1" r:id="rIdkz6pnuwufd6kjh9dc96yp">
+      <w:hyperlink w:history="1" r:id="rIdyscttbejhetcix-6cy1ip">
         <w:r>
           <w:rPr>
             <w:rStyle w:val="Hyperlink"/>
@@ -2948,7 +2990,7 @@
       <w:r>
         <w:t xml:space="preserve">, </w:t>
       </w:r>
-      <w:hyperlink w:history="1" r:id="rId6z9_zmyn1t4pkoy06_sgg">
+      <w:hyperlink w:history="1" r:id="rIdnouhene70lxfhvpl5vjl9">
         <w:r>
           <w:rPr>
             <w:rStyle w:val="Hyperlink"/>
@@ -2959,7 +3001,7 @@
       <w:r>
         <w:t xml:space="preserve"> e </w:t>
       </w:r>
-      <w:hyperlink w:history="1" r:id="rIduogrhq8khauvfyiktxbz3">
+      <w:hyperlink w:history="1" r:id="rIdrrwxv_zg4wcsoh67f_kle">
         <w:r>
           <w:rPr>
             <w:rStyle w:val="Hyperlink"/>
@@ -2970,7 +3012,7 @@
       <w:r>
         <w:t xml:space="preserve"> formam o primeiro pelotão de favoritos, a </w:t>
       </w:r>
-      <w:hyperlink w:history="1" r:id="rIdihqk40xnnjd1ll5onzq3s">
+      <w:hyperlink w:history="1" r:id="rIdwlzbvdof2j58paoagb2yr">
         <w:r>
           <w:rPr>
             <w:rStyle w:val="Hyperlink"/>
@@ -2989,14 +3031,14 @@
     </w:p>
     <w:p>
       <w:r>
-        <w:t xml:space="preserve">Em 2026, a Turuna disputou 30 séries registradas no UNIVLR, venceu 21 e perdeu nove. Em mapas, são 27 vitórias em 40 partidas, um win rate de 67,5%, mas boa parte dessas derrotas veio justamente contra equipes do topo.</w:t>
+        <w:t xml:space="preserve">Em 2026, a Turuna disputou 30 séries: venceu 21 e perdeu nove. Em mapas, são 27 vitórias em 40 partidas, um win rate de 67,5%, mas boa parte dessas derrotas veio justamente contra equipes do topo.</w:t>
       </w:r>
     </w:p>
     <w:p>
       <w:r>
         <w:t xml:space="preserve">Tendo chegado ao pódio em ambos os </w:t>
       </w:r>
-      <w:hyperlink w:history="1" r:id="rIdt87ejoyuxe2n6baj_1rzb">
+      <w:hyperlink w:history="1" r:id="rIdkxerj4bddow1q_xjrzxgh">
         <w:r>
           <w:rPr>
             <w:rStyle w:val="Hyperlink"/>
@@ -3007,7 +3049,7 @@
       <w:r>
         <w:t xml:space="preserve"> e se classificando na </w:t>
       </w:r>
-      <w:hyperlink w:history="1" r:id="rIdmp5l4s6-p7-okhyuvarqp">
+      <w:hyperlink w:history="1" r:id="rIdzo-_uemg259socgydxejd">
         <w:r>
           <w:rPr>
             <w:rStyle w:val="Hyperlink"/>
@@ -3023,7 +3065,7 @@
       <w:r>
         <w:t xml:space="preserve">A campanha na </w:t>
       </w:r>
-      <w:hyperlink w:history="1" r:id="rId0rr67har8k8dwxxjm5wyt">
+      <w:hyperlink w:history="1" r:id="rIdhnwy-inrxcx2emtbdgtim">
         <w:r>
           <w:rPr>
             <w:rStyle w:val="Hyperlink"/>
@@ -3092,7 +3134,7 @@
       <w:r>
         <w:t xml:space="preserve">0-2 em mapas contra </w:t>
       </w:r>
-      <w:hyperlink w:history="1" r:id="rIdqjrrd4ul3yg6usyhmjkd3">
+      <w:hyperlink w:history="1" r:id="rIdqjrqjidyw1wtsww2p9zh4">
         <w:r>
           <w:rPr>
             <w:rStyle w:val="Hyperlink"/>
@@ -3115,7 +3157,7 @@
       <w:r>
         <w:t xml:space="preserve">0-3 contra </w:t>
       </w:r>
-      <w:hyperlink w:history="1" r:id="rIdjpiarwmq82vdbcfm0lvxj">
+      <w:hyperlink w:history="1" r:id="rIdirvxnftds0ghkhgkgdt7h">
         <w:r>
           <w:rPr>
             <w:rStyle w:val="Hyperlink"/>
@@ -3138,7 +3180,7 @@
       <w:r>
         <w:t xml:space="preserve">1-2 contra </w:t>
       </w:r>
-      <w:hyperlink w:history="1" r:id="rIdlbedmosp60-mbnbetxfth">
+      <w:hyperlink w:history="1" r:id="rId3ym5vvtr73mqha0xozma8">
         <w:r>
           <w:rPr>
             <w:rStyle w:val="Hyperlink"/>
@@ -3154,7 +3196,7 @@
       <w:r>
         <w:t xml:space="preserve">A Turuna ainda não enfrentou a lineup principal de </w:t>
       </w:r>
-      <w:hyperlink w:history="1" r:id="rIdk_umtdpnkavc3xgmye6ip">
+      <w:hyperlink w:history="1" r:id="rIdx6qufudupwvrfh7g4nj36">
         <w:r>
           <w:rPr>
             <w:rStyle w:val="Hyperlink"/>
@@ -3165,7 +3207,7 @@
       <w:r>
         <w:t xml:space="preserve">, </w:t>
       </w:r>
-      <w:hyperlink w:history="1" r:id="rIdi2d-my304eb5fj5foap9y">
+      <w:hyperlink w:history="1" r:id="rIdt9szuscvmg81fszzug0mf">
         <w:r>
           <w:rPr>
             <w:rStyle w:val="Hyperlink"/>
@@ -3176,7 +3218,7 @@
       <w:r>
         <w:t xml:space="preserve">, </w:t>
       </w:r>
-      <w:hyperlink w:history="1" r:id="rIdzahhmoxvwstioxogt4ln2">
+      <w:hyperlink w:history="1" r:id="rIdpksyzuyt0juygzlam1djz">
         <w:r>
           <w:rPr>
             <w:rStyle w:val="Hyperlink"/>
@@ -3187,7 +3229,7 @@
       <w:r>
         <w:t xml:space="preserve"> ou </w:t>
       </w:r>
-      <w:hyperlink w:history="1" r:id="rId3kthkx1gaxldqq0m-ylfu">
+      <w:hyperlink w:history="1" r:id="rIdsq_q4waorznbuyazcqvem">
         <w:r>
           <w:rPr>
             <w:rStyle w:val="Hyperlink"/>
@@ -3203,7 +3245,7 @@
       <w:r>
         <w:t xml:space="preserve">Isso cria um contraste interessante: sabemos que a UFMT consegue vencer com consistência as equipes abaixo dela no ranking. O que ainda falta é um resultado realmente grande contra o primeiro pelotão. E a oportunidade para isso chega imediatamente - sua estreia será contra a </w:t>
       </w:r>
-      <w:hyperlink w:history="1" r:id="rId5odw9rqgzlpakpg-yzwfk">
+      <w:hyperlink w:history="1" r:id="rIddmwyau8gmc0iczi4jrcgo">
         <w:r>
           <w:rPr>
             <w:rStyle w:val="Hyperlink"/>
@@ -3270,7 +3312,7 @@
       <w:r>
         <w:t xml:space="preserve"> </w:t>
       </w:r>
-      <w:hyperlink w:history="1" r:id="rIdfbw9ftmvxu-c2k51ol77t">
+      <w:hyperlink w:history="1" r:id="rIdteuv9soseovosljcnceap">
         <w:r>
           <w:rPr>
             <w:rStyle w:val="Hyperlink"/>
@@ -3281,7 +3323,7 @@
       <w:r>
         <w:t xml:space="preserve"> · </w:t>
       </w:r>
-      <w:hyperlink w:history="1" r:id="rIdtqjtnehqot2l_ebrpie1a">
+      <w:hyperlink w:history="1" r:id="rIdybpjd4iuwnzl4brswpwjl">
         <w:r>
           <w:rPr>
             <w:rStyle w:val="Hyperlink"/>
@@ -3292,7 +3334,7 @@
       <w:r>
         <w:t xml:space="preserve"> · </w:t>
       </w:r>
-      <w:hyperlink w:history="1" r:id="rIdszmedpezlvl5ry3x-zzfu">
+      <w:hyperlink w:history="1" r:id="rIdo5qo_kyytzvfmupood-yj">
         <w:r>
           <w:rPr>
             <w:rStyle w:val="Hyperlink"/>
@@ -3303,7 +3345,7 @@
       <w:r>
         <w:t xml:space="preserve"> · </w:t>
       </w:r>
-      <w:hyperlink w:history="1" r:id="rIdyq240-r08seednxcava8f">
+      <w:hyperlink w:history="1" r:id="rId89fpnnzf13mkutgnixu2f">
         <w:r>
           <w:rPr>
             <w:rStyle w:val="Hyperlink"/>
@@ -3314,7 +3356,7 @@
       <w:r>
         <w:t xml:space="preserve"> · </w:t>
       </w:r>
-      <w:hyperlink w:history="1" r:id="rIdkcjmnoiqy-pto4tgwtux_">
+      <w:hyperlink w:history="1" r:id="rIdxcwvs9qpfa3f81cgqtfaa">
         <w:r>
           <w:rPr>
             <w:rStyle w:val="Hyperlink"/>
@@ -3327,7 +3369,7 @@
       <w:r>
         <w:t xml:space="preserve">Poucas equipes chegam ao JUBS 2026 com um contraste tão grande entre o que diz o ranking atual e o peso de seu histórico quanto a </w:t>
       </w:r>
-      <w:hyperlink w:history="1" r:id="rIdai-xeuxxvyikn7a_2snpn">
+      <w:hyperlink w:history="1" r:id="rId8ov-ti4zbjytmvp-d4ad-">
         <w:r>
           <w:rPr>
             <w:rStyle w:val="Hyperlink"/>
@@ -3351,7 +3393,7 @@
     </w:p>
     <w:p>
       <w:r>
-        <w:t xml:space="preserve">E não apenas isso. A Uninassau conquistou o título nacional de VALORANT em 2023, ficou com o bronze em 2024 e voltou ao topo em 2025, conquistando o bicampeonato. São três edições consecutivas no pódio, com dois títulos no período.</w:t>
+        <w:t xml:space="preserve">E não apenas isso. A Uninassau conquistou o título em 2023, ficou com o bronze em 2024 e voltou ao topo em 2025, conquistando o bicampeonato. São três edições consecutivas no pódio, com dois títulos no período.</w:t>
       </w:r>
     </w:p>
     <w:p>
@@ -3373,7 +3415,7 @@
       <w:r>
         <w:t xml:space="preserve">Na </w:t>
       </w:r>
-      <w:hyperlink w:history="1" r:id="rId63ovhbfiov75lrob467el">
+      <w:hyperlink w:history="1" r:id="rIdnw-irttdfc8_ql_hx326w">
         <w:r>
           <w:rPr>
             <w:rStyle w:val="Hyperlink"/>
@@ -3384,7 +3426,7 @@
       <w:r>
         <w:t xml:space="preserve">, depois de começar vencendo a </w:t>
       </w:r>
-      <w:hyperlink w:history="1" r:id="rIdv9i990ddbpm6wdpzimrh_">
+      <w:hyperlink w:history="1" r:id="rIdpxpli2jkeyognwoibuxyt">
         <w:r>
           <w:rPr>
             <w:rStyle w:val="Hyperlink"/>
@@ -3395,7 +3437,7 @@
       <w:r>
         <w:t xml:space="preserve"> por 2-0, a equipe encarou </w:t>
       </w:r>
-      <w:hyperlink w:history="1" r:id="rIdce_yd9qxdrajabyzbngxu">
+      <w:hyperlink w:history="1" r:id="rIdkjzd90uay8ocyfurwgvbm">
         <w:r>
           <w:rPr>
             <w:rStyle w:val="Hyperlink"/>
@@ -3406,7 +3448,7 @@
       <w:r>
         <w:t xml:space="preserve"> e </w:t>
       </w:r>
-      <w:hyperlink w:history="1" r:id="rIdw0zkems2z5gfghl1hpv2p">
+      <w:hyperlink w:history="1" r:id="rIdywkem5sno2afwkqpdm0ri">
         <w:r>
           <w:rPr>
             <w:rStyle w:val="Hyperlink"/>
@@ -3427,7 +3469,7 @@
       <w:r>
         <w:t xml:space="preserve">Mas na </w:t>
       </w:r>
-      <w:hyperlink w:history="1" r:id="rId-94thobplxdvmnxbfobfr">
+      <w:hyperlink w:history="1" r:id="rId1z9ot9zqouconwct2gqg1">
         <w:r>
           <w:rPr>
             <w:rStyle w:val="Hyperlink"/>
@@ -3479,7 +3521,7 @@
       <w:r>
         <w:t xml:space="preserve">Não à toa: além de serem os atuais campeões, </w:t>
       </w:r>
-      <w:hyperlink w:history="1" r:id="rIddsbgu8faleiwffovt7xim">
+      <w:hyperlink w:history="1" r:id="rIdjurxdbt7bda54f3xu_wat">
         <w:r>
           <w:rPr>
             <w:rStyle w:val="Hyperlink"/>
@@ -3490,7 +3532,7 @@
       <w:r>
         <w:t xml:space="preserve"> defende o título de melhor atleta de VALORANT do JUBS, ganho na temporada 2025. E </w:t>
       </w:r>
-      <w:hyperlink w:history="1" r:id="rIdpibpp4-qpvjgeenziowgt">
+      <w:hyperlink w:history="1" r:id="rIdvyvgyjw-vufj7cbv53dgu">
         <w:r>
           <w:rPr>
             <w:rStyle w:val="Hyperlink"/>
@@ -3504,6 +3546,48 @@
     </w:p>
     <w:p>
       <w:r>
+        <w:drawing>
+          <wp:inline distT="0" distB="0" distL="0" distR="0">
+            <wp:extent cx="5715000" cy="3505200"/>
+            <wp:effectExtent t="0" r="0" b="0" l="0"/>
+            <wp:docPr id="1" name="" descr="" title=""/>
+            <wp:cNvGraphicFramePr>
+              <a:graphicFrameLocks xmlns:a="http://schemas.openxmlformats.org/drawingml/2006/main" noChangeAspect="1"/>
+            </wp:cNvGraphicFramePr>
+            <a:graphic xmlns:a="http://schemas.openxmlformats.org/drawingml/2006/main">
+              <a:graphicData uri="http://schemas.openxmlformats.org/drawingml/2006/picture">
+                <pic:pic xmlns:pic="http://schemas.openxmlformats.org/drawingml/2006/picture">
+                  <pic:nvPicPr>
+                    <pic:cNvPr id="0" name="" descr=""/>
+                    <pic:cNvPicPr>
+                      <a:picLocks noChangeAspect="1" noChangeArrowheads="1"/>
+                    </pic:cNvPicPr>
+                  </pic:nvPicPr>
+                  <pic:blipFill>
+                    <a:blip r:embed="rId8" cstate="none"/>
+                    <a:srcRect/>
+                    <a:stretch>
+                      <a:fillRect/>
+                    </a:stretch>
+                  </pic:blipFill>
+                  <pic:spPr bwMode="auto">
+                    <a:xfrm>
+                      <a:off x="0" y="0"/>
+                      <a:ext cx="5715000" cy="3505200"/>
+                    </a:xfrm>
+                    <a:prstGeom prst="rect">
+                      <a:avLst/>
+                    </a:prstGeom>
+                  </pic:spPr>
+                </pic:pic>
+              </a:graphicData>
+            </a:graphic>
+          </wp:inline>
+        </w:drawing>
+      </w:r>
+    </w:p>
+    <w:p>
+      <w:r>
         <w:t xml:space="preserve">O histórico de 2026 contra as demais equipes do presencial é:</w:t>
       </w:r>
     </w:p>
@@ -3518,7 +3602,7 @@
       <w:r>
         <w:t xml:space="preserve">0-2 em mapas contra </w:t>
       </w:r>
-      <w:hyperlink w:history="1" r:id="rIdoif1svqfyxq3iff0r0te5">
+      <w:hyperlink w:history="1" r:id="rIdooervbwnzdyayjkiezsv2">
         <w:r>
           <w:rPr>
             <w:rStyle w:val="Hyperlink"/>
@@ -3541,7 +3625,7 @@
       <w:r>
         <w:t xml:space="preserve">0-2 contra </w:t>
       </w:r>
-      <w:hyperlink w:history="1" r:id="rIdf4cab88urww570ored8tg">
+      <w:hyperlink w:history="1" r:id="rIdum9tiq4rvg3mnosucqenb">
         <w:r>
           <w:rPr>
             <w:rStyle w:val="Hyperlink"/>
@@ -3564,7 +3648,7 @@
       <w:r>
         <w:t xml:space="preserve">0-2 contra </w:t>
       </w:r>
-      <w:hyperlink w:history="1" r:id="rId6qb_yknqz_0ingfmjgrqe">
+      <w:hyperlink w:history="1" r:id="rId4gt3_vbvacxw5jkkontls">
         <w:r>
           <w:rPr>
             <w:rStyle w:val="Hyperlink"/>
@@ -3587,7 +3671,7 @@
       <w:r>
         <w:t xml:space="preserve">2-1 contra </w:t>
       </w:r>
-      <w:hyperlink w:history="1" r:id="rId4wgzktlmverjrkydm11zz">
+      <w:hyperlink w:history="1" r:id="rIdsnng500wlrkbsos56mjf5">
         <w:r>
           <w:rPr>
             <w:rStyle w:val="Hyperlink"/>
@@ -3603,7 +3687,7 @@
       <w:r>
         <w:t xml:space="preserve">A Griffins ainda não enfrentou </w:t>
       </w:r>
-      <w:hyperlink w:history="1" r:id="rIdg_x6p2klqtlfftrhtfayy">
+      <w:hyperlink w:history="1" r:id="rIdkir-4euzljiz4rvki39hq">
         <w:r>
           <w:rPr>
             <w:rStyle w:val="Hyperlink"/>
@@ -3614,7 +3698,7 @@
       <w:r>
         <w:t xml:space="preserve">, </w:t>
       </w:r>
-      <w:hyperlink w:history="1" r:id="rIdmhtfzlqy1zccz1xlsr5tx">
+      <w:hyperlink w:history="1" r:id="rId5mbrfu-fa6rv3xwfs8bjb">
         <w:r>
           <w:rPr>
             <w:rStyle w:val="Hyperlink"/>
@@ -3625,7 +3709,7 @@
       <w:r>
         <w:t xml:space="preserve"> ou </w:t>
       </w:r>
-      <w:hyperlink w:history="1" r:id="rIdcu8hzqyfv4cibj_obzfgq">
+      <w:hyperlink w:history="1" r:id="rIdotvz5yjklhqagcejm_ty8">
         <w:r>
           <w:rPr>
             <w:rStyle w:val="Hyperlink"/>
@@ -3692,7 +3776,7 @@
       <w:r>
         <w:t xml:space="preserve"> </w:t>
       </w:r>
-      <w:hyperlink w:history="1" r:id="rIdgzgkj9tty39xgxxqrq9t5">
+      <w:hyperlink w:history="1" r:id="rIdswshupyd1f-txyajzucoh">
         <w:r>
           <w:rPr>
             <w:rStyle w:val="Hyperlink"/>
@@ -3703,7 +3787,7 @@
       <w:r>
         <w:t xml:space="preserve"> · </w:t>
       </w:r>
-      <w:hyperlink w:history="1" r:id="rId4hj8u_4a5gcrmgwcxnajb">
+      <w:hyperlink w:history="1" r:id="rIdr2ewqkvug94t3siagedmj">
         <w:r>
           <w:rPr>
             <w:rStyle w:val="Hyperlink"/>
@@ -3714,7 +3798,7 @@
       <w:r>
         <w:t xml:space="preserve"> · </w:t>
       </w:r>
-      <w:hyperlink w:history="1" r:id="rIdfqj3hlacnssyya7cz0yjd">
+      <w:hyperlink w:history="1" r:id="rIdzlwo1egrsuxpxvyobcpoe">
         <w:r>
           <w:rPr>
             <w:rStyle w:val="Hyperlink"/>
@@ -3725,7 +3809,7 @@
       <w:r>
         <w:t xml:space="preserve"> · </w:t>
       </w:r>
-      <w:hyperlink w:history="1" r:id="rId4yir0ctioev86smxfjdh6">
+      <w:hyperlink w:history="1" r:id="rIdtoihjeoxua_ojex9tlvpr">
         <w:r>
           <w:rPr>
             <w:rStyle w:val="Hyperlink"/>
@@ -3736,7 +3820,7 @@
       <w:r>
         <w:t xml:space="preserve"> · </w:t>
       </w:r>
-      <w:hyperlink w:history="1" r:id="rIdmqkt6napreaixqg3mq_xg">
+      <w:hyperlink w:history="1" r:id="rIdztjmdzn0iausbfkwq17c0">
         <w:r>
           <w:rPr>
             <w:rStyle w:val="Hyperlink"/>
@@ -3749,7 +3833,7 @@
       <w:r>
         <w:t xml:space="preserve">A </w:t>
       </w:r>
-      <w:hyperlink w:history="1" r:id="rIdk7krkma9azsyw_p86z2yb">
+      <w:hyperlink w:history="1" r:id="rIdt-fye1huhealuw0dhncrr">
         <w:r>
           <w:rPr>
             <w:rStyle w:val="Hyperlink"/>
@@ -3765,7 +3849,7 @@
       <w:r>
         <w:t xml:space="preserve">O ranking não a coloca perto do grupo de favoritas. A nota de 60,8 deixa a equipe distante de </w:t>
       </w:r>
-      <w:hyperlink w:history="1" r:id="rIdtnomt8bvoxwp09exn-1gk">
+      <w:hyperlink w:history="1" r:id="rIdixics1sydc4kcfrkv8usn">
         <w:r>
           <w:rPr>
             <w:rStyle w:val="Hyperlink"/>
@@ -3776,7 +3860,7 @@
       <w:r>
         <w:t xml:space="preserve">, </w:t>
       </w:r>
-      <w:hyperlink w:history="1" r:id="rIdxnlqkfjts-lievn4wtqta">
+      <w:hyperlink w:history="1" r:id="rIdqq8vydjq1lrzykphd5y09">
         <w:r>
           <w:rPr>
             <w:rStyle w:val="Hyperlink"/>
@@ -3787,7 +3871,7 @@
       <w:r>
         <w:t xml:space="preserve"> e até da própria </w:t>
       </w:r>
-      <w:hyperlink w:history="1" r:id="rIdkrzyay5ptymy8lkfhz6by">
+      <w:hyperlink w:history="1" r:id="rId5pihbegledchpb_drz_yz">
         <w:r>
           <w:rPr>
             <w:rStyle w:val="Hyperlink"/>
@@ -3849,7 +3933,7 @@
       <w:r>
         <w:t xml:space="preserve">É a definição estatística de uma equipe irregular: já ganhou de </w:t>
       </w:r>
-      <w:hyperlink w:history="1" r:id="rId1ph3iqmxudeprmgipvce7">
+      <w:hyperlink w:history="1" r:id="rIdikgxqepcxrojiupxc4oxj">
         <w:r>
           <w:rPr>
             <w:rStyle w:val="Hyperlink"/>
@@ -3860,7 +3944,7 @@
       <w:r>
         <w:t xml:space="preserve"> e </w:t>
       </w:r>
-      <w:hyperlink w:history="1" r:id="rIdwdnyslf0ksutiizxnuvib">
+      <w:hyperlink w:history="1" r:id="rIdzniapaqlwho6vrpve_2-k">
         <w:r>
           <w:rPr>
             <w:rStyle w:val="Hyperlink"/>
@@ -3871,7 +3955,7 @@
       <w:r>
         <w:t xml:space="preserve">, times acima no ranking, mas já perdeu para </w:t>
       </w:r>
-      <w:hyperlink w:history="1" r:id="rIdfldz0lrshewhvjfm5l2nx">
+      <w:hyperlink w:history="1" r:id="rIdcxdifncggicnvdjyqg8v8">
         <w:r>
           <w:rPr>
             <w:rStyle w:val="Hyperlink"/>
@@ -3882,7 +3966,7 @@
       <w:r>
         <w:t xml:space="preserve"> e </w:t>
       </w:r>
-      <w:hyperlink w:history="1" r:id="rIdrhx1tu2mqtmiq-zhpdn7o">
+      <w:hyperlink w:history="1" r:id="rIdje3j9vxjn1uet0_9lxnuj">
         <w:r>
           <w:rPr>
             <w:rStyle w:val="Hyperlink"/>
@@ -3910,7 +3994,7 @@
       <w:r>
         <w:t xml:space="preserve">10º lugar no </w:t>
       </w:r>
-      <w:hyperlink w:history="1" r:id="rIdcol5y4pw4nkaai-as7qea">
+      <w:hyperlink w:history="1" r:id="rIdhrangyfo7hbwjmqe8z9h4">
         <w:r>
           <w:rPr>
             <w:rStyle w:val="Hyperlink"/>
@@ -3933,7 +4017,7 @@
       <w:r>
         <w:t xml:space="preserve">11º lugar no </w:t>
       </w:r>
-      <w:hyperlink w:history="1" r:id="rIdy82-tjdkjdc37gumt3vrr">
+      <w:hyperlink w:history="1" r:id="rIdek6ioheg95wplqdd3ktws">
         <w:r>
           <w:rPr>
             <w:rStyle w:val="Hyperlink"/>
@@ -3956,7 +4040,7 @@
       <w:r>
         <w:t xml:space="preserve">7º/8º lugar no </w:t>
       </w:r>
-      <w:hyperlink w:history="1" r:id="rIdr_uvpadb2vfx1iirdkerl">
+      <w:hyperlink w:history="1" r:id="rIdfr633rxgsayjjihkdmxr2">
         <w:r>
           <w:rPr>
             <w:rStyle w:val="Hyperlink"/>
@@ -3972,7 +4056,7 @@
       <w:r>
         <w:t xml:space="preserve">Ainda sem se classificar para o UNIVAVÁ, e recentemente amargando um vice para a </w:t>
       </w:r>
-      <w:hyperlink w:history="1" r:id="rId3qoukditqzlayfdb7o3nu">
+      <w:hyperlink w:history="1" r:id="rIdmbuykpldsj9iwhu4d2uxq">
         <w:r>
           <w:rPr>
             <w:rStyle w:val="Hyperlink"/>
@@ -3983,7 +4067,7 @@
       <w:r>
         <w:t xml:space="preserve"> na </w:t>
       </w:r>
-      <w:hyperlink w:history="1" r:id="rIdiqfyaab1gbw9nrgfonscs">
+      <w:hyperlink w:history="1" r:id="rIdsiyyywhqistp0hqb_ldav">
         <w:r>
           <w:rPr>
             <w:rStyle w:val="Hyperlink"/>
@@ -3992,9 +4076,9 @@
         </w:r>
       </w:hyperlink>
       <w:r>
-        <w:t xml:space="preserve">, o time tem na fase final do JUBS a chance de mostrar seu verdadeiro potencial e provar quem é a primeira força do RJ, já tendo se provado classificando em cima da </w:t>
-      </w:r>
-      <w:hyperlink w:history="1" r:id="rIdbdq-mblpqnml8dqnj7pjq">
+        <w:t xml:space="preserve">, o time tem na fase final do JUBS a chance de mostrar seu verdadeiro potencial e mostrar quem é a primeira força do RJ, já tendo se provado classificando em cima da </w:t>
+      </w:r>
+      <w:hyperlink w:history="1" r:id="rId203yga4e73ncvkpbvgcsq">
         <w:r>
           <w:rPr>
             <w:rStyle w:val="Hyperlink"/>
@@ -4010,7 +4094,7 @@
       <w:r>
         <w:t xml:space="preserve">No total, a </w:t>
       </w:r>
-      <w:hyperlink w:history="1" r:id="rIdcx4uqneyzdgte9wzs0cee">
+      <w:hyperlink w:history="1" r:id="rIdctwkpzecdqnf6gashy7vh">
         <w:r>
           <w:rPr>
             <w:rStyle w:val="Hyperlink"/>
@@ -4084,7 +4168,7 @@
       <w:r>
         <w:t xml:space="preserve">0-1 em mapas contra </w:t>
       </w:r>
-      <w:hyperlink w:history="1" r:id="rId6v-p3zbxz8wbukhmxkumo">
+      <w:hyperlink w:history="1" r:id="rIdgubkzxrbjeytzhly0o8wy">
         <w:r>
           <w:rPr>
             <w:rStyle w:val="Hyperlink"/>
@@ -4107,7 +4191,7 @@
       <w:r>
         <w:t xml:space="preserve">0-1 contra </w:t>
       </w:r>
-      <w:hyperlink w:history="1" r:id="rIdfbke7x5mrpssghxottnui">
+      <w:hyperlink w:history="1" r:id="rId6p4e8scmyctvugs_qmjdc">
         <w:r>
           <w:rPr>
             <w:rStyle w:val="Hyperlink"/>
@@ -4130,7 +4214,7 @@
       <w:r>
         <w:t xml:space="preserve">0-2 contra </w:t>
       </w:r>
-      <w:hyperlink w:history="1" r:id="rIdhsmozuecf0vy3tfjo7pwc">
+      <w:hyperlink w:history="1" r:id="rIdgsv93k7uk_0ed_awqouo5">
         <w:r>
           <w:rPr>
             <w:rStyle w:val="Hyperlink"/>
@@ -4146,7 +4230,7 @@
       <w:r>
         <w:t xml:space="preserve">A equipe ainda não enfrentou </w:t>
       </w:r>
-      <w:hyperlink w:history="1" r:id="rId-7qco6rcislyqj7q0zkkh">
+      <w:hyperlink w:history="1" r:id="rId6vzt-osgut5ldx1pviu-t">
         <w:r>
           <w:rPr>
             <w:rStyle w:val="Hyperlink"/>
@@ -4157,7 +4241,7 @@
       <w:r>
         <w:t xml:space="preserve">, </w:t>
       </w:r>
-      <w:hyperlink w:history="1" r:id="rId1uqsukiyi7g9zgbjxzfmh">
+      <w:hyperlink w:history="1" r:id="rIdgyq7eaglbgoaxticz-oug">
         <w:r>
           <w:rPr>
             <w:rStyle w:val="Hyperlink"/>
@@ -4168,7 +4252,7 @@
       <w:r>
         <w:t xml:space="preserve">, </w:t>
       </w:r>
-      <w:hyperlink w:history="1" r:id="rIdcskqy6df9iydur6yy6n_i">
+      <w:hyperlink w:history="1" r:id="rIddfig1zxabksavcqlqpvue">
         <w:r>
           <w:rPr>
             <w:rStyle w:val="Hyperlink"/>
@@ -4179,7 +4263,7 @@
       <w:r>
         <w:t xml:space="preserve"> ou </w:t>
       </w:r>
-      <w:hyperlink w:history="1" r:id="rIdya667_ohyi5rkkgvn5uin">
+      <w:hyperlink w:history="1" r:id="rIdirhvgab7h9gu5hxaygip6">
         <w:r>
           <w:rPr>
             <w:rStyle w:val="Hyperlink"/>
@@ -4246,7 +4330,7 @@
       <w:r>
         <w:t xml:space="preserve"> </w:t>
       </w:r>
-      <w:hyperlink w:history="1" r:id="rIdqmn-1fuj-rxztwvlguvb3">
+      <w:hyperlink w:history="1" r:id="rIdh6c72zjiw09e7nc_08x1i">
         <w:r>
           <w:rPr>
             <w:rStyle w:val="Hyperlink"/>
@@ -4257,7 +4341,7 @@
       <w:r>
         <w:t xml:space="preserve"> · </w:t>
       </w:r>
-      <w:hyperlink w:history="1" r:id="rIdtyuu-zgnapacnwul1j9ld">
+      <w:hyperlink w:history="1" r:id="rIdtm_kkt4nlfeykwxu7rkxb">
         <w:r>
           <w:rPr>
             <w:rStyle w:val="Hyperlink"/>
@@ -4268,7 +4352,7 @@
       <w:r>
         <w:t xml:space="preserve"> · </w:t>
       </w:r>
-      <w:hyperlink w:history="1" r:id="rId3qpdg3dolmrgxsafr-khr">
+      <w:hyperlink w:history="1" r:id="rIdgg4ves7t_vwkxyaq5g_nn">
         <w:r>
           <w:rPr>
             <w:rStyle w:val="Hyperlink"/>
@@ -4279,7 +4363,7 @@
       <w:r>
         <w:t xml:space="preserve"> · </w:t>
       </w:r>
-      <w:hyperlink w:history="1" r:id="rIdbsfskr_xxqshcwtm-nk4k">
+      <w:hyperlink w:history="1" r:id="rIdc7kpfdi3qvm8wfw_uuo6b">
         <w:r>
           <w:rPr>
             <w:rStyle w:val="Hyperlink"/>
@@ -4290,7 +4374,7 @@
       <w:r>
         <w:t xml:space="preserve"> · </w:t>
       </w:r>
-      <w:hyperlink w:history="1" r:id="rId0v1qp473vtvw01m50lm91">
+      <w:hyperlink w:history="1" r:id="rIde8gxg0n8n7y2soslzw0ks">
         <w:r>
           <w:rPr>
             <w:rStyle w:val="Hyperlink"/>
@@ -4303,7 +4387,7 @@
       <w:r>
         <w:t xml:space="preserve">A representante amazonense ocupa a 22ª colocação do Ranking UNIVLR, possui a menor nota entre os oito classificados e terá, logo em sua estreia, o confronto mais desequilibrado de toda a primeira rodada: do outro lado estará a </w:t>
       </w:r>
-      <w:hyperlink w:history="1" r:id="rIdwl_d3nlytvb_c7d8ksfoq">
+      <w:hyperlink w:history="1" r:id="rIda_y6ntm2k_t-s2towc86p">
         <w:r>
           <w:rPr>
             <w:rStyle w:val="Hyperlink"/>
@@ -4324,7 +4408,7 @@
       <w:r>
         <w:t xml:space="preserve">Mas reduzir a </w:t>
       </w:r>
-      <w:hyperlink w:history="1" r:id="rIdweuefuws-6qtmgymgjxac">
+      <w:hyperlink w:history="1" r:id="rIdsijlqgk3kth85gxkn5oeo">
         <w:r>
           <w:rPr>
             <w:rStyle w:val="Hyperlink"/>
@@ -4381,7 +4465,7 @@
       <w:r>
         <w:t xml:space="preserve">Embora a equipe tenha sido beneficiada pelo critério de desempate na fase inicial, se classificando à frente de </w:t>
       </w:r>
-      <w:hyperlink w:history="1" r:id="rIds_ej6jx3x2rpbarfsg53m">
+      <w:hyperlink w:history="1" r:id="rIdcbpwoo-9xmdte-6jgthux">
         <w:r>
           <w:rPr>
             <w:rStyle w:val="Hyperlink"/>
@@ -4392,7 +4476,7 @@
       <w:r>
         <w:t xml:space="preserve">, </w:t>
       </w:r>
-      <w:hyperlink w:history="1" r:id="rId3atf1jmdd01_phvjcr_3x">
+      <w:hyperlink w:history="1" r:id="rIdli9hjzf2k0tn2kbobykek">
         <w:r>
           <w:rPr>
             <w:rStyle w:val="Hyperlink"/>
@@ -4403,7 +4487,7 @@
       <w:r>
         <w:t xml:space="preserve">, </w:t>
       </w:r>
-      <w:hyperlink w:history="1" r:id="rId1ql874h7dgs90ynxmdzjg">
+      <w:hyperlink w:history="1" r:id="rId9lcxopyqifmd2sdr319tv">
         <w:r>
           <w:rPr>
             <w:rStyle w:val="Hyperlink"/>
@@ -4414,7 +4498,7 @@
       <w:r>
         <w:t xml:space="preserve">, </w:t>
       </w:r>
-      <w:hyperlink w:history="1" r:id="rIdmkntz-zvyq-4-pxnwf6tj">
+      <w:hyperlink w:history="1" r:id="rId05lmo8eaa4temzmfhq7rg">
         <w:r>
           <w:rPr>
             <w:rStyle w:val="Hyperlink"/>
@@ -4425,7 +4509,7 @@
       <w:r>
         <w:t xml:space="preserve"> e </w:t>
       </w:r>
-      <w:hyperlink w:history="1" r:id="rId1_wevhifxjbi8eq8bgrep">
+      <w:hyperlink w:history="1" r:id="rIdty109ol8l9awlzctkf6pz">
         <w:r>
           <w:rPr>
             <w:rStyle w:val="Hyperlink"/>
@@ -4436,7 +4520,7 @@
       <w:r>
         <w:t xml:space="preserve"> devido ao limite de participantes por estado, ela fez sua parte e se classificou em cima da </w:t>
       </w:r>
-      <w:hyperlink w:history="1" r:id="rIdt_xfuezq-bic3bzdigu4k">
+      <w:hyperlink w:history="1" r:id="rIdz8d2sbnr-tojvyytxpcsy">
         <w:r>
           <w:rPr>
             <w:rStyle w:val="Hyperlink"/>
@@ -4447,7 +4531,7 @@
       <w:r>
         <w:t xml:space="preserve">, para a felicidade do povo que poderá assistir seu rei </w:t>
       </w:r>
-      <w:hyperlink w:history="1" r:id="rIdigvbs9eeaedthr0tq3gik">
+      <w:hyperlink w:history="1" r:id="rIdsdjrqzes9drkhnoyf4bju">
         <w:r>
           <w:rPr>
             <w:rStyle w:val="Hyperlink"/>
@@ -4608,7 +4692,7 @@
             </w:tcMar>
           </w:tcPr>
           <w:p>
-            <w:hyperlink w:history="1" r:id="rIdel-x14vmtzob4xl8nblod">
+            <w:hyperlink w:history="1" r:id="rIdxgkklnpelchxe9avi4vxc">
               <w:r>
                 <w:rPr>
                   <w:rStyle w:val="Hyperlink"/>
@@ -4619,7 +4703,7 @@
             <w:r>
               <w:t xml:space="preserve"> vs </w:t>
             </w:r>
-            <w:hyperlink w:history="1" r:id="rId5m9mfyqk1cjopndzj-wac">
+            <w:hyperlink w:history="1" r:id="rIdee6lx9odhqhyfqhd9uxm3">
               <w:r>
                 <w:rPr>
                   <w:rStyle w:val="Hyperlink"/>
@@ -4671,7 +4755,7 @@
             </w:tcMar>
           </w:tcPr>
           <w:p>
-            <w:hyperlink w:history="1" r:id="rIdl_55shq0_aeym3mcilpp6">
+            <w:hyperlink w:history="1" r:id="rIdnaq14-1eg6jdfb3ov7_ey">
               <w:r>
                 <w:rPr>
                   <w:rStyle w:val="Hyperlink"/>
@@ -4682,7 +4766,7 @@
             <w:r>
               <w:t xml:space="preserve"> vs </w:t>
             </w:r>
-            <w:hyperlink w:history="1" r:id="rId_-tqhry6rompqk7gwwbk4">
+            <w:hyperlink w:history="1" r:id="rIdbqkh_ox_c2awscdsnnalr">
               <w:r>
                 <w:rPr>
                   <w:rStyle w:val="Hyperlink"/>
@@ -4734,7 +4818,7 @@
             </w:tcMar>
           </w:tcPr>
           <w:p>
-            <w:hyperlink w:history="1" r:id="rIdirfwzsanvz68_akgfcfjh">
+            <w:hyperlink w:history="1" r:id="rIdm1xgjys9xwmrqt-xarjti">
               <w:r>
                 <w:rPr>
                   <w:rStyle w:val="Hyperlink"/>
@@ -4745,7 +4829,7 @@
             <w:r>
               <w:t xml:space="preserve"> vs </w:t>
             </w:r>
-            <w:hyperlink w:history="1" r:id="rId-joay7ld2z2rpxem7wjfl">
+            <w:hyperlink w:history="1" r:id="rIdjqsw833soivr7yyole-el">
               <w:r>
                 <w:rPr>
                   <w:rStyle w:val="Hyperlink"/>
@@ -4797,7 +4881,7 @@
             </w:tcMar>
           </w:tcPr>
           <w:p>
-            <w:hyperlink w:history="1" r:id="rIdta86jubwuzmzdq3v4fcod">
+            <w:hyperlink w:history="1" r:id="rIdtfmyw2kawkb9bgg-xjke_">
               <w:r>
                 <w:rPr>
                   <w:rStyle w:val="Hyperlink"/>
@@ -4808,7 +4892,7 @@
             <w:r>
               <w:t xml:space="preserve"> vs </w:t>
             </w:r>
-            <w:hyperlink w:history="1" r:id="rIdjv9m4ywv3wkvnir4fukte">
+            <w:hyperlink w:history="1" r:id="rId4wm5th-hajd3wmai_a-th">
               <w:r>
                 <w:rPr>
                   <w:rStyle w:val="Hyperlink"/>
